--- a/resumes/zachary-cortinovis-resume.docx
+++ b/resumes/zachary-cortinovis-resume.docx
@@ -1,6 +1,6 @@
 
 <file path=word/document.xml><?xml version="1.0" encoding="utf-8"?>
-<w:document xmlns:wpc="http://schemas.microsoft.com/office/word/2010/wordprocessingCanvas" xmlns:cx="http://schemas.microsoft.com/office/drawing/2014/chartex" xmlns:cx1="http://schemas.microsoft.com/office/drawing/2015/9/8/chartex" xmlns:cx2="http://schemas.microsoft.com/office/drawing/2015/10/21/chartex" xmlns:cx3="http://schemas.microsoft.com/office/drawing/2016/5/9/chartex" xmlns:cx4="http://schemas.microsoft.com/office/drawing/2016/5/10/chartex" xmlns:cx5="http://schemas.microsoft.com/office/drawing/2016/5/11/chartex" xmlns:cx6="http://schemas.microsoft.com/office/drawing/2016/5/12/chartex" xmlns:cx7="http://schemas.microsoft.com/office/drawing/2016/5/13/chartex" xmlns:cx8="http://schemas.microsoft.com/office/drawing/2016/5/14/chartex" xmlns:mc="http://schemas.openxmlformats.org/markup-compatibility/2006" xmlns:aink="http://schemas.microsoft.com/office/drawing/2016/ink" xmlns:am3d="http://schemas.microsoft.com/office/drawing/2017/model3d" xmlns:o="urn:schemas-microsoft-com:office:office" xmlns:oel="http://schemas.microsoft.com/office/2019/extlst" xmlns:r="http://schemas.openxmlformats.org/officeDocument/2006/relationships" xmlns:m="http://schemas.openxmlformats.org/officeDocument/2006/math" xmlns:v="urn:schemas-microsoft-com:vml" xmlns:wp14="http://schemas.microsoft.com/office/word/2010/wordprocessingDrawing" xmlns:wp="http://schemas.openxmlformats.org/drawingml/2006/wordprocessingDrawing" xmlns:w10="urn:schemas-microsoft-com:office:word" xmlns:w="http://schemas.openxmlformats.org/wordprocessingml/2006/main" xmlns:w14="http://schemas.microsoft.com/office/word/2010/wordml" xmlns:w15="http://schemas.microsoft.com/office/word/2012/wordml" xmlns:w16cex="http://schemas.microsoft.com/office/word/2018/wordml/cex" xmlns:w16cid="http://schemas.microsoft.com/office/word/2016/wordml/cid" xmlns:w16="http://schemas.microsoft.com/office/word/2018/wordml" xmlns:w16du="http://schemas.microsoft.com/office/word/2023/wordml/word16du" xmlns:w16sdtdh="http://schemas.microsoft.com/office/word/2020/wordml/sdtdatahash" xmlns:w16sdtfl="http://schemas.microsoft.com/office/word/2024/wordml/sdtformatlock" xmlns:w16se="http://schemas.microsoft.com/office/word/2015/wordml/symex" xmlns:wpg="http://schemas.microsoft.com/office/word/2010/wordprocessingGroup" xmlns:wpi="http://schemas.microsoft.com/office/word/2010/wordprocessingInk" xmlns:wne="http://schemas.microsoft.com/office/word/2006/wordml" xmlns:wps="http://schemas.microsoft.com/office/word/2010/wordprocessingShape" mc:Ignorable="w14 w15 w16se w16cid w16 w16cex w16sdtdh w16sdtfl w16du wp14">
+<w:document xmlns:wpc="http://schemas.microsoft.com/office/word/2010/wordprocessingCanvas" xmlns:cx="http://schemas.microsoft.com/office/drawing/2014/chartex" xmlns:cx1="http://schemas.microsoft.com/office/drawing/2015/9/8/chartex" xmlns:cx2="http://schemas.microsoft.com/office/drawing/2015/10/21/chartex" xmlns:cx3="http://schemas.microsoft.com/office/drawing/2016/5/9/chartex" xmlns:cx4="http://schemas.microsoft.com/office/drawing/2016/5/10/chartex" xmlns:cx5="http://schemas.microsoft.com/office/drawing/2016/5/11/chartex" xmlns:cx6="http://schemas.microsoft.com/office/drawing/2016/5/12/chartex" xmlns:cx7="http://schemas.microsoft.com/office/drawing/2016/5/13/chartex" xmlns:cx8="http://schemas.microsoft.com/office/drawing/2016/5/14/chartex" xmlns:mc="http://schemas.openxmlformats.org/markup-compatibility/2006" xmlns:m="http://schemas.openxmlformats.org/officeDocument/2006/math" xmlns:aink="http://schemas.microsoft.com/office/drawing/2016/ink" xmlns:am3d="http://schemas.microsoft.com/office/drawing/2017/model3d" xmlns:oel="http://schemas.microsoft.com/office/2019/extlst" xmlns:r="http://schemas.openxmlformats.org/officeDocument/2006/relationships" xmlns:wp14="http://schemas.microsoft.com/office/word/2010/wordprocessingDrawing" xmlns:wp="http://schemas.openxmlformats.org/drawingml/2006/wordprocessingDrawing" xmlns:wpg="http://schemas.microsoft.com/office/word/2010/wordprocessingGroup" xmlns:wpi="http://schemas.microsoft.com/office/word/2010/wordprocessingInk" xmlns:wps="http://schemas.microsoft.com/office/word/2010/wordprocessingShape" xmlns:o="urn:schemas-microsoft-com:office:office" xmlns:v="urn:schemas-microsoft-com:vml" xmlns:w10="urn:schemas-microsoft-com:office:word" xmlns:w="http://schemas.openxmlformats.org/wordprocessingml/2006/main" xmlns:w14="http://schemas.microsoft.com/office/word/2010/wordml" xmlns:w15="http://schemas.microsoft.com/office/word/2012/wordml" xmlns:w16cei="http://schemas.microsoft.com/office/word/2026/wordml/cei" xmlns:w16cex="http://schemas.microsoft.com/office/word/2018/wordml/cex" xmlns:w16cid="http://schemas.microsoft.com/office/word/2016/wordml/cid" xmlns:w16="http://schemas.microsoft.com/office/word/2018/wordml" xmlns:w16sdtdh="http://schemas.microsoft.com/office/word/2020/wordml/sdtdatahash" xmlns:w16sdtfl="http://schemas.microsoft.com/office/word/2024/wordml/sdtformatlock" xmlns:w16se="http://schemas.microsoft.com/office/word/2015/wordml/symex" xmlns:w16du="http://schemas.microsoft.com/office/word/2023/wordml/word16du" xmlns:wne="http://schemas.microsoft.com/office/word/2006/wordml" mc:Ignorable="w14 w15 w16se w16cid w16 w16cex w16sdtdh w16sdtfl w16du wp14">
   <w:background w:color="FFFFFF"/>
   <w:body>
     <w:p>
@@ -29,7 +29,7 @@
     </w:p>
     <w:p>
       <w:pPr>
-        <w:spacing w:line="300" w:lineRule="auto"/>
+        <w:spacing w:line="240" w:lineRule="auto"/>
         <w:ind w:right="499"/>
         <w:rPr>
           <w:rFonts w:ascii="Helvetica" w:hAnsi="Helvetica"/>
@@ -47,7 +47,7 @@
           <w:sz w:val="28"/>
           <w:szCs w:val="28"/>
         </w:rPr>
-        <w:t>UX Designer | Product Manager</w:t>
+        <w:t xml:space="preserve">Graphics &amp; User Experience </w:t>
       </w:r>
       <w:r>
         <w:rPr>
@@ -56,23 +56,50 @@
           <w:sz w:val="28"/>
           <w:szCs w:val="28"/>
         </w:rPr>
+        <w:t xml:space="preserve">Designer </w:t>
+      </w:r>
+      <w:r>
+        <w:rPr>
+          <w:rFonts w:ascii="Helvetica" w:hAnsi="Helvetica"/>
+          <w:color w:val="808080" w:themeColor="background1" w:themeShade="80"/>
+          <w:sz w:val="28"/>
+          <w:szCs w:val="28"/>
+        </w:rPr>
+        <w:t xml:space="preserve">| </w:t>
+      </w:r>
+      <w:r>
+        <w:rPr>
+          <w:rFonts w:ascii="Helvetica" w:hAnsi="Helvetica"/>
+          <w:color w:val="4F81BD" w:themeColor="accent1"/>
+          <w:sz w:val="28"/>
+          <w:szCs w:val="28"/>
+        </w:rPr>
+        <w:t>Product Manager</w:t>
+      </w:r>
+      <w:r>
+        <w:rPr>
+          <w:rFonts w:ascii="Helvetica" w:hAnsi="Helvetica"/>
+          <w:color w:val="4F81BD" w:themeColor="accent1"/>
+          <w:sz w:val="28"/>
+          <w:szCs w:val="28"/>
+        </w:rPr>
         <w:t xml:space="preserve"> </w:t>
       </w:r>
     </w:p>
     <w:p>
       <w:pPr>
-        <w:spacing w:line="300" w:lineRule="auto"/>
+        <w:spacing w:line="240" w:lineRule="auto"/>
         <w:ind w:right="499"/>
         <w:rPr>
           <w:rFonts w:ascii="Helvetica" w:hAnsi="Helvetica"/>
-          <w:color w:val="948A54" w:themeColor="background2" w:themeShade="80"/>
+          <w:color w:val="789E7D"/>
           <w:highlight w:val="white"/>
         </w:rPr>
       </w:pPr>
       <w:r>
         <w:rPr>
           <w:rFonts w:ascii="Helvetica" w:hAnsi="Helvetica"/>
-          <w:color w:val="948A54" w:themeColor="background2" w:themeShade="80"/>
+          <w:color w:val="789E7D"/>
           <w:highlight w:val="white"/>
         </w:rPr>
         <w:t>Round Rock</w:t>
@@ -80,7 +107,7 @@
       <w:r>
         <w:rPr>
           <w:rFonts w:ascii="Helvetica" w:hAnsi="Helvetica"/>
-          <w:color w:val="948A54" w:themeColor="background2" w:themeShade="80"/>
+          <w:color w:val="789E7D"/>
           <w:highlight w:val="white"/>
         </w:rPr>
         <w:t>, TX — Austin Metropolitan Area</w:t>
@@ -91,7 +118,7 @@
         <w:tabs>
           <w:tab w:val="right" w:pos="10891"/>
         </w:tabs>
-        <w:spacing w:after="120" w:line="300" w:lineRule="auto"/>
+        <w:spacing w:before="120" w:after="120" w:line="300" w:lineRule="auto"/>
         <w:ind w:right="504"/>
         <w:rPr>
           <w:rFonts w:ascii="Helvetica" w:hAnsi="Helvetica"/>
@@ -200,7 +227,17 @@
           <w:sz w:val="20"/>
           <w:szCs w:val="20"/>
         </w:rPr>
-        <w:t>Website:</w:t>
+        <w:t>Portfolio</w:t>
+      </w:r>
+      <w:r>
+        <w:rPr>
+          <w:rFonts w:ascii="Helvetica" w:hAnsi="Helvetica"/>
+          <w:b/>
+          <w:bCs/>
+          <w:sz w:val="20"/>
+          <w:szCs w:val="20"/>
+        </w:rPr>
+        <w:t>:</w:t>
       </w:r>
       <w:r>
         <w:rPr>
@@ -219,7 +256,27 @@
             <w:szCs w:val="20"/>
             <w:u w:val="single"/>
           </w:rPr>
-          <w:t>zacharycortinovis.com</w:t>
+          <w:t>zacharycor</w:t>
+        </w:r>
+        <w:r>
+          <w:rPr>
+            <w:rFonts w:ascii="Helvetica" w:hAnsi="Helvetica"/>
+            <w:color w:val="1155CC"/>
+            <w:sz w:val="20"/>
+            <w:szCs w:val="20"/>
+            <w:u w:val="single"/>
+          </w:rPr>
+          <w:t>t</w:t>
+        </w:r>
+        <w:r>
+          <w:rPr>
+            <w:rFonts w:ascii="Helvetica" w:hAnsi="Helvetica"/>
+            <w:color w:val="1155CC"/>
+            <w:sz w:val="20"/>
+            <w:szCs w:val="20"/>
+            <w:u w:val="single"/>
+          </w:rPr>
+          <w:t>inovis.com</w:t>
         </w:r>
       </w:hyperlink>
     </w:p>
@@ -284,8 +341,6 @@
           <w:rFonts w:ascii="Helvetica Neue" w:hAnsi="Helvetica Neue"/>
           <w:b/>
           <w:bCs/>
-          <w:sz w:val="24"/>
-          <w:szCs w:val="24"/>
         </w:rPr>
         <w:t>Strategic designer trusted with key decisions rel</w:t>
       </w:r>
@@ -294,8 +349,6 @@
           <w:rFonts w:ascii="Helvetica Neue" w:hAnsi="Helvetica Neue"/>
           <w:b/>
           <w:bCs/>
-          <w:sz w:val="24"/>
-          <w:szCs w:val="24"/>
         </w:rPr>
         <w:t>ated</w:t>
       </w:r>
@@ -304,10 +357,16 @@
           <w:rFonts w:ascii="Helvetica Neue" w:hAnsi="Helvetica Neue"/>
           <w:b/>
           <w:bCs/>
-          <w:sz w:val="24"/>
-          <w:szCs w:val="24"/>
         </w:rPr>
         <w:t xml:space="preserve"> to graphics, marketing, business and growth.</w:t>
+      </w:r>
+      <w:r>
+        <w:rPr>
+          <w:rFonts w:ascii="Helvetica Neue" w:hAnsi="Helvetica Neue"/>
+          <w:b/>
+          <w:bCs/>
+        </w:rPr>
+        <w:t xml:space="preserve"> Responsible for bringing products from conception to launch, with continuous improvement after.</w:t>
       </w:r>
     </w:p>
     <w:p>
@@ -324,8 +383,6 @@
         <w:ind w:left="0" w:firstLine="0"/>
         <w:rPr>
           <w:rFonts w:ascii="Helvetica Neue" w:hAnsi="Helvetica Neue"/>
-          <w:sz w:val="24"/>
-          <w:szCs w:val="24"/>
         </w:rPr>
       </w:pPr>
       <w:bookmarkStart w:id="4" w:name="_d15w7dl2wzqm" w:colFirst="0" w:colLast="0"/>
@@ -333,34 +390,50 @@
       <w:r>
         <w:rPr>
           <w:rFonts w:ascii="Helvetica Neue" w:hAnsi="Helvetica Neue"/>
-          <w:sz w:val="24"/>
-          <w:szCs w:val="24"/>
         </w:rPr>
         <w:t xml:space="preserve">Relied on for </w:t>
       </w:r>
       <w:r>
         <w:rPr>
           <w:rFonts w:ascii="Helvetica Neue" w:hAnsi="Helvetica Neue"/>
-          <w:sz w:val="24"/>
-          <w:szCs w:val="24"/>
         </w:rPr>
         <w:t>delivering quality</w:t>
       </w:r>
       <w:r>
         <w:rPr>
           <w:rFonts w:ascii="Helvetica Neue" w:hAnsi="Helvetica Neue"/>
-          <w:sz w:val="24"/>
-          <w:szCs w:val="24"/>
-        </w:rPr>
-        <w:t xml:space="preserve"> core-brand assets and effectively communicating cross-functional needs between departments at Vendidit</w:t>
+        </w:rPr>
+        <w:t xml:space="preserve"> core-brand assets </w:t>
       </w:r>
       <w:r>
         <w:rPr>
           <w:rFonts w:ascii="Helvetica Neue" w:hAnsi="Helvetica Neue"/>
-          <w:sz w:val="24"/>
-          <w:szCs w:val="24"/>
-        </w:rPr>
-        <w:t xml:space="preserve"> for two years.</w:t>
+        </w:rPr>
+        <w:t xml:space="preserve">for multiple products </w:t>
+      </w:r>
+      <w:r>
+        <w:rPr>
+          <w:rFonts w:ascii="Helvetica Neue" w:hAnsi="Helvetica Neue"/>
+        </w:rPr>
+        <w:t>and effectively communicating cross-functional needs between departments at Vendidit</w:t>
+      </w:r>
+      <w:r>
+        <w:rPr>
+          <w:rFonts w:ascii="Helvetica Neue" w:hAnsi="Helvetica Neue"/>
+        </w:rPr>
+        <w:t xml:space="preserve"> for </w:t>
+      </w:r>
+      <w:r>
+        <w:rPr>
+          <w:rFonts w:ascii="Helvetica Neue" w:hAnsi="Helvetica Neue"/>
+        </w:rPr>
+        <w:t>2.5</w:t>
+      </w:r>
+      <w:r>
+        <w:rPr>
+          <w:rFonts w:ascii="Helvetica Neue" w:hAnsi="Helvetica Neue"/>
+        </w:rPr>
+        <w:t xml:space="preserve"> years.</w:t>
       </w:r>
     </w:p>
     <w:p>
@@ -377,8 +450,6 @@
         <w:ind w:left="0" w:firstLine="0"/>
         <w:rPr>
           <w:rFonts w:ascii="Helvetica Neue" w:hAnsi="Helvetica Neue"/>
-          <w:sz w:val="20"/>
-          <w:szCs w:val="20"/>
         </w:rPr>
       </w:pPr>
       <w:bookmarkStart w:id="5" w:name="_jqxxant1zij" w:colFirst="0" w:colLast="0"/>
@@ -386,35 +457,26 @@
       <w:r>
         <w:rPr>
           <w:rFonts w:ascii="Helvetica Neue" w:hAnsi="Helvetica Neue"/>
-          <w:sz w:val="24"/>
-          <w:szCs w:val="24"/>
         </w:rPr>
         <w:t xml:space="preserve">Experienced at creating advanced visual </w:t>
       </w:r>
       <w:r>
         <w:rPr>
           <w:rFonts w:ascii="Helvetica Neue" w:hAnsi="Helvetica Neue"/>
-          <w:sz w:val="24"/>
-          <w:szCs w:val="24"/>
         </w:rPr>
         <w:t>media</w:t>
       </w:r>
       <w:r>
         <w:rPr>
           <w:rFonts w:ascii="Helvetica Neue" w:hAnsi="Helvetica Neue"/>
-          <w:sz w:val="24"/>
-          <w:szCs w:val="24"/>
         </w:rPr>
         <w:t xml:space="preserve"> with high conversion, guiding decisions with data-driven insights, and refining workflows with better processes</w:t>
       </w:r>
       <w:r>
         <w:rPr>
           <w:rFonts w:ascii="Helvetica Neue" w:hAnsi="Helvetica Neue"/>
-          <w:color w:val="595959"/>
-          <w:sz w:val="24"/>
-          <w:szCs w:val="24"/>
-        </w:rPr>
-        <w:t>.</w:t>
+        </w:rPr>
+        <w:t>. Everything visual and creative came through me first.</w:t>
       </w:r>
     </w:p>
     <w:p>
@@ -590,8 +652,6 @@
         <w:ind w:hanging="270"/>
         <w:rPr>
           <w:rFonts w:ascii="Helvetica" w:hAnsi="Helvetica"/>
-          <w:sz w:val="24"/>
-          <w:szCs w:val="24"/>
         </w:rPr>
       </w:pPr>
       <w:r>
@@ -601,8 +661,6 @@
           <w:bCs/>
           <w:i/>
           <w:iCs/>
-          <w:sz w:val="24"/>
-          <w:szCs w:val="24"/>
         </w:rPr>
         <w:t>Created</w:t>
       </w:r>
@@ -613,8 +671,6 @@
           <w:bCs/>
           <w:i/>
           <w:iCs/>
-          <w:sz w:val="24"/>
-          <w:szCs w:val="24"/>
         </w:rPr>
         <w:t xml:space="preserve"> over 85</w:t>
       </w:r>
@@ -625,56 +681,42 @@
           <w:bCs/>
           <w:i/>
           <w:iCs/>
-          <w:sz w:val="24"/>
-          <w:szCs w:val="24"/>
         </w:rPr>
         <w:t>% of core visual assets used by all departments of the company today</w:t>
       </w:r>
       <w:r>
         <w:rPr>
           <w:rFonts w:ascii="Helvetica" w:hAnsi="Helvetica"/>
-          <w:sz w:val="24"/>
-          <w:szCs w:val="24"/>
         </w:rPr>
         <w:t xml:space="preserve"> </w:t>
       </w:r>
       <w:r>
         <w:rPr>
           <w:rFonts w:ascii="Helvetica" w:hAnsi="Helvetica"/>
-          <w:sz w:val="24"/>
-          <w:szCs w:val="24"/>
         </w:rPr>
         <w:t>with</w:t>
       </w:r>
       <w:r>
         <w:rPr>
           <w:rFonts w:ascii="Helvetica" w:hAnsi="Helvetica"/>
-          <w:sz w:val="24"/>
-          <w:szCs w:val="24"/>
         </w:rPr>
         <w:t xml:space="preserve"> </w:t>
       </w:r>
       <w:r>
         <w:rPr>
           <w:rFonts w:ascii="Helvetica" w:hAnsi="Helvetica"/>
-          <w:sz w:val="24"/>
-          <w:szCs w:val="24"/>
         </w:rPr>
         <w:t xml:space="preserve">a combination of </w:t>
       </w:r>
       <w:r>
         <w:rPr>
           <w:rFonts w:ascii="Helvetica" w:hAnsi="Helvetica"/>
-          <w:sz w:val="24"/>
-          <w:szCs w:val="24"/>
         </w:rPr>
         <w:t xml:space="preserve">Figma, Illustrator, Premiere, </w:t>
       </w:r>
       <w:r>
         <w:rPr>
           <w:rFonts w:ascii="Helvetica" w:hAnsi="Helvetica"/>
-          <w:sz w:val="24"/>
-          <w:szCs w:val="24"/>
         </w:rPr>
         <w:t>Photoshop, Blender, and AI tools for rapid prototyping.</w:t>
       </w:r>
@@ -690,8 +732,6 @@
         <w:ind w:left="360" w:hanging="270"/>
         <w:rPr>
           <w:rFonts w:ascii="Helvetica Neue" w:hAnsi="Helvetica Neue"/>
-          <w:sz w:val="24"/>
-          <w:szCs w:val="24"/>
         </w:rPr>
       </w:pPr>
       <w:bookmarkStart w:id="8" w:name="_u1km984dg3iu" w:colFirst="0" w:colLast="0"/>
@@ -699,24 +739,18 @@
       <w:r>
         <w:rPr>
           <w:rFonts w:ascii="Helvetica Neue" w:hAnsi="Helvetica Neue"/>
-          <w:sz w:val="24"/>
-          <w:szCs w:val="24"/>
         </w:rPr>
         <w:t>Original creator of GlobalSKU brandin</w:t>
       </w:r>
       <w:r>
         <w:rPr>
           <w:rFonts w:ascii="Helvetica Neue" w:hAnsi="Helvetica Neue"/>
-          <w:sz w:val="24"/>
-          <w:szCs w:val="24"/>
         </w:rPr>
         <w:t>g</w:t>
       </w:r>
       <w:r>
         <w:rPr>
           <w:rFonts w:ascii="Helvetica Neue" w:hAnsi="Helvetica Neue"/>
-          <w:sz w:val="24"/>
-          <w:szCs w:val="24"/>
         </w:rPr>
         <w:t>, including the logo, colors, fonts, icons, and style. The brand was updated with the new website to create a unique cohesiveness that really stands out.</w:t>
       </w:r>
@@ -732,33 +766,19 @@
         <w:ind w:left="360" w:hanging="270"/>
         <w:rPr>
           <w:rFonts w:ascii="Helvetica" w:hAnsi="Helvetica"/>
-          <w:sz w:val="24"/>
-          <w:szCs w:val="24"/>
-        </w:rPr>
-      </w:pPr>
-      <w:r>
-        <w:rPr>
-          <w:rFonts w:ascii="Helvetica" w:hAnsi="Helvetica"/>
-          <w:sz w:val="24"/>
-          <w:szCs w:val="24"/>
-        </w:rPr>
-        <w:t>In charge of</w:t>
-      </w:r>
-      <w:r>
-        <w:rPr>
-          <w:rFonts w:ascii="Helvetica" w:hAnsi="Helvetica"/>
-          <w:sz w:val="24"/>
-          <w:szCs w:val="24"/>
-        </w:rPr>
-        <w:t xml:space="preserve"> designing, building, and managing </w:t>
+        </w:rPr>
+      </w:pPr>
+      <w:r>
+        <w:rPr>
+          <w:rFonts w:ascii="Helvetica" w:hAnsi="Helvetica"/>
+        </w:rPr>
+        <w:t xml:space="preserve">In charge of designing, building, and managing </w:t>
       </w:r>
       <w:hyperlink r:id="rId11" w:history="1">
         <w:r>
           <w:rPr>
             <w:rStyle w:val="Hyperlink"/>
             <w:rFonts w:ascii="Helvetica" w:hAnsi="Helvetica"/>
-            <w:sz w:val="24"/>
-            <w:szCs w:val="24"/>
           </w:rPr>
           <w:t>GlobalSKU</w:t>
         </w:r>
@@ -766,8 +786,6 @@
           <w:rPr>
             <w:rStyle w:val="Hyperlink"/>
             <w:rFonts w:ascii="Helvetica" w:hAnsi="Helvetica"/>
-            <w:sz w:val="24"/>
-            <w:szCs w:val="24"/>
           </w:rPr>
           <w:t>.com</w:t>
         </w:r>
@@ -775,8 +793,6 @@
       <w:r>
         <w:rPr>
           <w:rFonts w:ascii="Helvetica" w:hAnsi="Helvetica"/>
-          <w:sz w:val="24"/>
-          <w:szCs w:val="24"/>
         </w:rPr>
         <w:t xml:space="preserve"> and </w:t>
       </w:r>
@@ -785,8 +801,6 @@
           <w:rPr>
             <w:rStyle w:val="Hyperlink"/>
             <w:rFonts w:ascii="Helvetica" w:hAnsi="Helvetica"/>
-            <w:sz w:val="24"/>
-            <w:szCs w:val="24"/>
           </w:rPr>
           <w:t>Vendidit.com</w:t>
         </w:r>
@@ -794,8 +808,6 @@
       <w:r>
         <w:rPr>
           <w:rFonts w:ascii="Helvetica" w:hAnsi="Helvetica"/>
-          <w:sz w:val="24"/>
-          <w:szCs w:val="24"/>
         </w:rPr>
         <w:t xml:space="preserve"> websites. This includes landing pages, slide decks, digital advertising, print materials — anything customer facing.</w:t>
       </w:r>
@@ -818,8 +830,6 @@
         <w:ind w:left="360" w:hanging="270"/>
         <w:rPr>
           <w:rFonts w:ascii="Helvetica" w:hAnsi="Helvetica"/>
-          <w:sz w:val="24"/>
-          <w:szCs w:val="24"/>
         </w:rPr>
       </w:pPr>
       <w:bookmarkStart w:id="9" w:name="_g2sglxcslxdd" w:colFirst="0" w:colLast="0"/>
@@ -827,96 +837,72 @@
       <w:r>
         <w:rPr>
           <w:rFonts w:ascii="Helvetica" w:hAnsi="Helvetica"/>
-          <w:sz w:val="24"/>
-          <w:szCs w:val="24"/>
         </w:rPr>
         <w:t>Led</w:t>
       </w:r>
       <w:r>
         <w:rPr>
           <w:rFonts w:ascii="Helvetica" w:hAnsi="Helvetica"/>
-          <w:sz w:val="24"/>
-          <w:szCs w:val="24"/>
         </w:rPr>
         <w:t xml:space="preserve"> a development team and served as its </w:t>
       </w:r>
       <w:r>
         <w:rPr>
           <w:rFonts w:ascii="Helvetica" w:hAnsi="Helvetica"/>
-          <w:sz w:val="24"/>
-          <w:szCs w:val="24"/>
         </w:rPr>
         <w:t>UX/</w:t>
       </w:r>
       <w:r>
         <w:rPr>
           <w:rFonts w:ascii="Helvetica" w:hAnsi="Helvetica"/>
-          <w:sz w:val="24"/>
-          <w:szCs w:val="24"/>
         </w:rPr>
         <w:t>UI designer for 9 months</w:t>
       </w:r>
       <w:r>
         <w:rPr>
           <w:rFonts w:ascii="Helvetica" w:hAnsi="Helvetica"/>
-          <w:sz w:val="24"/>
-          <w:szCs w:val="24"/>
         </w:rPr>
         <w:t xml:space="preserve"> </w:t>
       </w:r>
       <w:r>
         <w:rPr>
           <w:rFonts w:ascii="Helvetica" w:hAnsi="Helvetica"/>
-          <w:sz w:val="24"/>
-          <w:szCs w:val="24"/>
         </w:rPr>
         <w:t>whose</w:t>
       </w:r>
       <w:r>
         <w:rPr>
           <w:rFonts w:ascii="Helvetica" w:hAnsi="Helvetica"/>
-          <w:sz w:val="24"/>
-          <w:szCs w:val="24"/>
         </w:rPr>
         <w:t xml:space="preserve"> sole purpose was to create </w:t>
       </w:r>
       <w:r>
         <w:rPr>
           <w:rFonts w:ascii="Helvetica" w:hAnsi="Helvetica"/>
-          <w:sz w:val="24"/>
-          <w:szCs w:val="24"/>
         </w:rPr>
         <w:t xml:space="preserve">revenue-bringing </w:t>
       </w:r>
       <w:r>
         <w:rPr>
           <w:rFonts w:ascii="Helvetica" w:hAnsi="Helvetica"/>
-          <w:sz w:val="24"/>
-          <w:szCs w:val="24"/>
         </w:rPr>
         <w:t xml:space="preserve">features to </w:t>
       </w:r>
       <w:r>
         <w:rPr>
           <w:rFonts w:ascii="Helvetica" w:hAnsi="Helvetica"/>
-          <w:sz w:val="24"/>
-          <w:szCs w:val="24"/>
         </w:rPr>
         <w:t>the</w:t>
       </w:r>
       <w:r>
         <w:rPr>
           <w:rFonts w:ascii="Helvetica" w:hAnsi="Helvetica"/>
-          <w:sz w:val="24"/>
-          <w:szCs w:val="24"/>
         </w:rPr>
         <w:t xml:space="preserve"> Vendidit </w:t>
       </w:r>
       <w:r>
         <w:rPr>
           <w:rFonts w:ascii="Helvetica" w:hAnsi="Helvetica"/>
-          <w:sz w:val="24"/>
-          <w:szCs w:val="24"/>
         </w:rPr>
         <w:t>Marketplace</w:t>
       </w:r>
@@ -925,8 +911,6 @@
       <w:r>
         <w:rPr>
           <w:rFonts w:ascii="Helvetica" w:hAnsi="Helvetica"/>
-          <w:sz w:val="24"/>
-          <w:szCs w:val="24"/>
         </w:rPr>
         <w:t>.</w:t>
       </w:r>
@@ -949,8 +933,6 @@
         <w:ind w:left="360" w:hanging="270"/>
         <w:rPr>
           <w:rFonts w:ascii="Helvetica" w:hAnsi="Helvetica"/>
-          <w:sz w:val="24"/>
-          <w:szCs w:val="24"/>
         </w:rPr>
       </w:pPr>
       <w:bookmarkStart w:id="11" w:name="_47i21xw9tf0v" w:colFirst="0" w:colLast="0"/>
@@ -958,8 +940,6 @@
       <w:r>
         <w:rPr>
           <w:rFonts w:ascii="Helvetica" w:hAnsi="Helvetica"/>
-          <w:sz w:val="24"/>
-          <w:szCs w:val="24"/>
         </w:rPr>
         <w:t>Contributed heavily towards renovating foundational business processes and document centralization.</w:t>
       </w:r>
@@ -982,15 +962,11 @@
         <w:ind w:left="360" w:hanging="274"/>
         <w:rPr>
           <w:rFonts w:ascii="Helvetica" w:hAnsi="Helvetica"/>
-          <w:sz w:val="24"/>
-          <w:szCs w:val="24"/>
-        </w:rPr>
-      </w:pPr>
-      <w:r>
-        <w:rPr>
-          <w:rFonts w:ascii="Helvetica" w:hAnsi="Helvetica"/>
-          <w:sz w:val="24"/>
-          <w:szCs w:val="24"/>
+        </w:rPr>
+      </w:pPr>
+      <w:r>
+        <w:rPr>
+          <w:rFonts w:ascii="Helvetica" w:hAnsi="Helvetica"/>
         </w:rPr>
         <w:t xml:space="preserve">Played a key role integrating new software / AI tools into our business and onboarding teammates. </w:t>
       </w:r>
@@ -1779,7 +1755,7 @@
 </file>
 
 <file path=word/endnotes.xml><?xml version="1.0" encoding="utf-8"?>
-<w:endnotes xmlns:wpc="http://schemas.microsoft.com/office/word/2010/wordprocessingCanvas" xmlns:cx="http://schemas.microsoft.com/office/drawing/2014/chartex" xmlns:cx1="http://schemas.microsoft.com/office/drawing/2015/9/8/chartex" xmlns:cx2="http://schemas.microsoft.com/office/drawing/2015/10/21/chartex" xmlns:cx3="http://schemas.microsoft.com/office/drawing/2016/5/9/chartex" xmlns:cx4="http://schemas.microsoft.com/office/drawing/2016/5/10/chartex" xmlns:cx5="http://schemas.microsoft.com/office/drawing/2016/5/11/chartex" xmlns:cx6="http://schemas.microsoft.com/office/drawing/2016/5/12/chartex" xmlns:cx7="http://schemas.microsoft.com/office/drawing/2016/5/13/chartex" xmlns:cx8="http://schemas.microsoft.com/office/drawing/2016/5/14/chartex" xmlns:mc="http://schemas.openxmlformats.org/markup-compatibility/2006" xmlns:aink="http://schemas.microsoft.com/office/drawing/2016/ink" xmlns:am3d="http://schemas.microsoft.com/office/drawing/2017/model3d" xmlns:o="urn:schemas-microsoft-com:office:office" xmlns:oel="http://schemas.microsoft.com/office/2019/extlst" xmlns:r="http://schemas.openxmlformats.org/officeDocument/2006/relationships" xmlns:m="http://schemas.openxmlformats.org/officeDocument/2006/math" xmlns:v="urn:schemas-microsoft-com:vml" xmlns:wp14="http://schemas.microsoft.com/office/word/2010/wordprocessingDrawing" xmlns:wp="http://schemas.openxmlformats.org/drawingml/2006/wordprocessingDrawing" xmlns:w10="urn:schemas-microsoft-com:office:word" xmlns:w="http://schemas.openxmlformats.org/wordprocessingml/2006/main" xmlns:w14="http://schemas.microsoft.com/office/word/2010/wordml" xmlns:w15="http://schemas.microsoft.com/office/word/2012/wordml" xmlns:w16cex="http://schemas.microsoft.com/office/word/2018/wordml/cex" xmlns:w16cid="http://schemas.microsoft.com/office/word/2016/wordml/cid" xmlns:w16="http://schemas.microsoft.com/office/word/2018/wordml" xmlns:w16du="http://schemas.microsoft.com/office/word/2023/wordml/word16du" xmlns:w16sdtdh="http://schemas.microsoft.com/office/word/2020/wordml/sdtdatahash" xmlns:w16sdtfl="http://schemas.microsoft.com/office/word/2024/wordml/sdtformatlock" xmlns:w16se="http://schemas.microsoft.com/office/word/2015/wordml/symex" xmlns:wpg="http://schemas.microsoft.com/office/word/2010/wordprocessingGroup" xmlns:wpi="http://schemas.microsoft.com/office/word/2010/wordprocessingInk" xmlns:wne="http://schemas.microsoft.com/office/word/2006/wordml" xmlns:wps="http://schemas.microsoft.com/office/word/2010/wordprocessingShape" mc:Ignorable="w14 w15 w16se w16cid w16 w16cex w16sdtdh w16sdtfl w16du wp14">
+<w:endnotes xmlns:wpc="http://schemas.microsoft.com/office/word/2010/wordprocessingCanvas" xmlns:cx="http://schemas.microsoft.com/office/drawing/2014/chartex" xmlns:cx1="http://schemas.microsoft.com/office/drawing/2015/9/8/chartex" xmlns:cx2="http://schemas.microsoft.com/office/drawing/2015/10/21/chartex" xmlns:cx3="http://schemas.microsoft.com/office/drawing/2016/5/9/chartex" xmlns:cx4="http://schemas.microsoft.com/office/drawing/2016/5/10/chartex" xmlns:cx5="http://schemas.microsoft.com/office/drawing/2016/5/11/chartex" xmlns:cx6="http://schemas.microsoft.com/office/drawing/2016/5/12/chartex" xmlns:cx7="http://schemas.microsoft.com/office/drawing/2016/5/13/chartex" xmlns:cx8="http://schemas.microsoft.com/office/drawing/2016/5/14/chartex" xmlns:mc="http://schemas.openxmlformats.org/markup-compatibility/2006" xmlns:m="http://schemas.openxmlformats.org/officeDocument/2006/math" xmlns:aink="http://schemas.microsoft.com/office/drawing/2016/ink" xmlns:am3d="http://schemas.microsoft.com/office/drawing/2017/model3d" xmlns:oel="http://schemas.microsoft.com/office/2019/extlst" xmlns:r="http://schemas.openxmlformats.org/officeDocument/2006/relationships" xmlns:wp14="http://schemas.microsoft.com/office/word/2010/wordprocessingDrawing" xmlns:wp="http://schemas.openxmlformats.org/drawingml/2006/wordprocessingDrawing" xmlns:wpg="http://schemas.microsoft.com/office/word/2010/wordprocessingGroup" xmlns:wpi="http://schemas.microsoft.com/office/word/2010/wordprocessingInk" xmlns:wps="http://schemas.microsoft.com/office/word/2010/wordprocessingShape" xmlns:o="urn:schemas-microsoft-com:office:office" xmlns:v="urn:schemas-microsoft-com:vml" xmlns:w10="urn:schemas-microsoft-com:office:word" xmlns:w="http://schemas.openxmlformats.org/wordprocessingml/2006/main" xmlns:w14="http://schemas.microsoft.com/office/word/2010/wordml" xmlns:w15="http://schemas.microsoft.com/office/word/2012/wordml" xmlns:w16cei="http://schemas.microsoft.com/office/word/2026/wordml/cei" xmlns:w16cex="http://schemas.microsoft.com/office/word/2018/wordml/cex" xmlns:w16cid="http://schemas.microsoft.com/office/word/2016/wordml/cid" xmlns:w16="http://schemas.microsoft.com/office/word/2018/wordml" xmlns:w16sdtdh="http://schemas.microsoft.com/office/word/2020/wordml/sdtdatahash" xmlns:w16sdtfl="http://schemas.microsoft.com/office/word/2024/wordml/sdtformatlock" xmlns:w16se="http://schemas.microsoft.com/office/word/2015/wordml/symex" xmlns:w16du="http://schemas.microsoft.com/office/word/2023/wordml/word16du" xmlns:wne="http://schemas.microsoft.com/office/word/2006/wordml" mc:Ignorable="w14 w15 w16se w16cid w16 w16cex w16sdtdh w16sdtfl w16du wp14">
   <w:endnote w:type="separator" w:id="-1">
     <w:p>
       <w:pPr>
@@ -1804,7 +1780,7 @@
 </file>
 
 <file path=word/footer1.xml><?xml version="1.0" encoding="utf-8"?>
-<w:ftr xmlns:wpc="http://schemas.microsoft.com/office/word/2010/wordprocessingCanvas" xmlns:cx="http://schemas.microsoft.com/office/drawing/2014/chartex" xmlns:cx1="http://schemas.microsoft.com/office/drawing/2015/9/8/chartex" xmlns:cx2="http://schemas.microsoft.com/office/drawing/2015/10/21/chartex" xmlns:cx3="http://schemas.microsoft.com/office/drawing/2016/5/9/chartex" xmlns:cx4="http://schemas.microsoft.com/office/drawing/2016/5/10/chartex" xmlns:cx5="http://schemas.microsoft.com/office/drawing/2016/5/11/chartex" xmlns:cx6="http://schemas.microsoft.com/office/drawing/2016/5/12/chartex" xmlns:cx7="http://schemas.microsoft.com/office/drawing/2016/5/13/chartex" xmlns:cx8="http://schemas.microsoft.com/office/drawing/2016/5/14/chartex" xmlns:mc="http://schemas.openxmlformats.org/markup-compatibility/2006" xmlns:aink="http://schemas.microsoft.com/office/drawing/2016/ink" xmlns:am3d="http://schemas.microsoft.com/office/drawing/2017/model3d" xmlns:o="urn:schemas-microsoft-com:office:office" xmlns:oel="http://schemas.microsoft.com/office/2019/extlst" xmlns:r="http://schemas.openxmlformats.org/officeDocument/2006/relationships" xmlns:m="http://schemas.openxmlformats.org/officeDocument/2006/math" xmlns:v="urn:schemas-microsoft-com:vml" xmlns:wp14="http://schemas.microsoft.com/office/word/2010/wordprocessingDrawing" xmlns:wp="http://schemas.openxmlformats.org/drawingml/2006/wordprocessingDrawing" xmlns:w10="urn:schemas-microsoft-com:office:word" xmlns:w="http://schemas.openxmlformats.org/wordprocessingml/2006/main" xmlns:w14="http://schemas.microsoft.com/office/word/2010/wordml" xmlns:w15="http://schemas.microsoft.com/office/word/2012/wordml" xmlns:w16cex="http://schemas.microsoft.com/office/word/2018/wordml/cex" xmlns:w16cid="http://schemas.microsoft.com/office/word/2016/wordml/cid" xmlns:w16="http://schemas.microsoft.com/office/word/2018/wordml" xmlns:w16du="http://schemas.microsoft.com/office/word/2023/wordml/word16du" xmlns:w16sdtdh="http://schemas.microsoft.com/office/word/2020/wordml/sdtdatahash" xmlns:w16sdtfl="http://schemas.microsoft.com/office/word/2024/wordml/sdtformatlock" xmlns:w16se="http://schemas.microsoft.com/office/word/2015/wordml/symex" xmlns:wpg="http://schemas.microsoft.com/office/word/2010/wordprocessingGroup" xmlns:wpi="http://schemas.microsoft.com/office/word/2010/wordprocessingInk" xmlns:wne="http://schemas.microsoft.com/office/word/2006/wordml" xmlns:wps="http://schemas.microsoft.com/office/word/2010/wordprocessingShape" mc:Ignorable="w14 w15 w16se w16cid w16 w16cex w16sdtdh w16sdtfl w16du wp14">
+<w:ftr xmlns:wpc="http://schemas.microsoft.com/office/word/2010/wordprocessingCanvas" xmlns:cx="http://schemas.microsoft.com/office/drawing/2014/chartex" xmlns:cx1="http://schemas.microsoft.com/office/drawing/2015/9/8/chartex" xmlns:cx2="http://schemas.microsoft.com/office/drawing/2015/10/21/chartex" xmlns:cx3="http://schemas.microsoft.com/office/drawing/2016/5/9/chartex" xmlns:cx4="http://schemas.microsoft.com/office/drawing/2016/5/10/chartex" xmlns:cx5="http://schemas.microsoft.com/office/drawing/2016/5/11/chartex" xmlns:cx6="http://schemas.microsoft.com/office/drawing/2016/5/12/chartex" xmlns:cx7="http://schemas.microsoft.com/office/drawing/2016/5/13/chartex" xmlns:cx8="http://schemas.microsoft.com/office/drawing/2016/5/14/chartex" xmlns:mc="http://schemas.openxmlformats.org/markup-compatibility/2006" xmlns:m="http://schemas.openxmlformats.org/officeDocument/2006/math" xmlns:aink="http://schemas.microsoft.com/office/drawing/2016/ink" xmlns:am3d="http://schemas.microsoft.com/office/drawing/2017/model3d" xmlns:oel="http://schemas.microsoft.com/office/2019/extlst" xmlns:r="http://schemas.openxmlformats.org/officeDocument/2006/relationships" xmlns:wp14="http://schemas.microsoft.com/office/word/2010/wordprocessingDrawing" xmlns:wp="http://schemas.openxmlformats.org/drawingml/2006/wordprocessingDrawing" xmlns:wpg="http://schemas.microsoft.com/office/word/2010/wordprocessingGroup" xmlns:wpi="http://schemas.microsoft.com/office/word/2010/wordprocessingInk" xmlns:wps="http://schemas.microsoft.com/office/word/2010/wordprocessingShape" xmlns:o="urn:schemas-microsoft-com:office:office" xmlns:v="urn:schemas-microsoft-com:vml" xmlns:w10="urn:schemas-microsoft-com:office:word" xmlns:w="http://schemas.openxmlformats.org/wordprocessingml/2006/main" xmlns:w14="http://schemas.microsoft.com/office/word/2010/wordml" xmlns:w15="http://schemas.microsoft.com/office/word/2012/wordml" xmlns:w16cei="http://schemas.microsoft.com/office/word/2026/wordml/cei" xmlns:w16cex="http://schemas.microsoft.com/office/word/2018/wordml/cex" xmlns:w16cid="http://schemas.microsoft.com/office/word/2016/wordml/cid" xmlns:w16="http://schemas.microsoft.com/office/word/2018/wordml" xmlns:w16sdtdh="http://schemas.microsoft.com/office/word/2020/wordml/sdtdatahash" xmlns:w16sdtfl="http://schemas.microsoft.com/office/word/2024/wordml/sdtformatlock" xmlns:w16se="http://schemas.microsoft.com/office/word/2015/wordml/symex" xmlns:w16du="http://schemas.microsoft.com/office/word/2023/wordml/word16du" xmlns:wne="http://schemas.microsoft.com/office/word/2006/wordml" mc:Ignorable="w14 w15 w16se w16cid w16 w16cex w16sdtdh w16sdtfl w16du wp14">
   <w:p>
     <w:pPr>
       <w:pStyle w:val="Footer"/>
@@ -1814,7 +1790,7 @@
 </file>
 
 <file path=word/footer2.xml><?xml version="1.0" encoding="utf-8"?>
-<w:ftr xmlns:wpc="http://schemas.microsoft.com/office/word/2010/wordprocessingCanvas" xmlns:cx="http://schemas.microsoft.com/office/drawing/2014/chartex" xmlns:cx1="http://schemas.microsoft.com/office/drawing/2015/9/8/chartex" xmlns:cx2="http://schemas.microsoft.com/office/drawing/2015/10/21/chartex" xmlns:cx3="http://schemas.microsoft.com/office/drawing/2016/5/9/chartex" xmlns:cx4="http://schemas.microsoft.com/office/drawing/2016/5/10/chartex" xmlns:cx5="http://schemas.microsoft.com/office/drawing/2016/5/11/chartex" xmlns:cx6="http://schemas.microsoft.com/office/drawing/2016/5/12/chartex" xmlns:cx7="http://schemas.microsoft.com/office/drawing/2016/5/13/chartex" xmlns:cx8="http://schemas.microsoft.com/office/drawing/2016/5/14/chartex" xmlns:mc="http://schemas.openxmlformats.org/markup-compatibility/2006" xmlns:aink="http://schemas.microsoft.com/office/drawing/2016/ink" xmlns:am3d="http://schemas.microsoft.com/office/drawing/2017/model3d" xmlns:o="urn:schemas-microsoft-com:office:office" xmlns:oel="http://schemas.microsoft.com/office/2019/extlst" xmlns:r="http://schemas.openxmlformats.org/officeDocument/2006/relationships" xmlns:m="http://schemas.openxmlformats.org/officeDocument/2006/math" xmlns:v="urn:schemas-microsoft-com:vml" xmlns:wp14="http://schemas.microsoft.com/office/word/2010/wordprocessingDrawing" xmlns:wp="http://schemas.openxmlformats.org/drawingml/2006/wordprocessingDrawing" xmlns:w10="urn:schemas-microsoft-com:office:word" xmlns:w="http://schemas.openxmlformats.org/wordprocessingml/2006/main" xmlns:w14="http://schemas.microsoft.com/office/word/2010/wordml" xmlns:w15="http://schemas.microsoft.com/office/word/2012/wordml" xmlns:w16cex="http://schemas.microsoft.com/office/word/2018/wordml/cex" xmlns:w16cid="http://schemas.microsoft.com/office/word/2016/wordml/cid" xmlns:w16="http://schemas.microsoft.com/office/word/2018/wordml" xmlns:w16du="http://schemas.microsoft.com/office/word/2023/wordml/word16du" xmlns:w16sdtdh="http://schemas.microsoft.com/office/word/2020/wordml/sdtdatahash" xmlns:w16sdtfl="http://schemas.microsoft.com/office/word/2024/wordml/sdtformatlock" xmlns:w16se="http://schemas.microsoft.com/office/word/2015/wordml/symex" xmlns:wpg="http://schemas.microsoft.com/office/word/2010/wordprocessingGroup" xmlns:wpi="http://schemas.microsoft.com/office/word/2010/wordprocessingInk" xmlns:wne="http://schemas.microsoft.com/office/word/2006/wordml" xmlns:wps="http://schemas.microsoft.com/office/word/2010/wordprocessingShape" mc:Ignorable="w14 w15 w16se w16cid w16 w16cex w16sdtdh w16sdtfl w16du wp14">
+<w:ftr xmlns:wpc="http://schemas.microsoft.com/office/word/2010/wordprocessingCanvas" xmlns:cx="http://schemas.microsoft.com/office/drawing/2014/chartex" xmlns:cx1="http://schemas.microsoft.com/office/drawing/2015/9/8/chartex" xmlns:cx2="http://schemas.microsoft.com/office/drawing/2015/10/21/chartex" xmlns:cx3="http://schemas.microsoft.com/office/drawing/2016/5/9/chartex" xmlns:cx4="http://schemas.microsoft.com/office/drawing/2016/5/10/chartex" xmlns:cx5="http://schemas.microsoft.com/office/drawing/2016/5/11/chartex" xmlns:cx6="http://schemas.microsoft.com/office/drawing/2016/5/12/chartex" xmlns:cx7="http://schemas.microsoft.com/office/drawing/2016/5/13/chartex" xmlns:cx8="http://schemas.microsoft.com/office/drawing/2016/5/14/chartex" xmlns:mc="http://schemas.openxmlformats.org/markup-compatibility/2006" xmlns:m="http://schemas.openxmlformats.org/officeDocument/2006/math" xmlns:aink="http://schemas.microsoft.com/office/drawing/2016/ink" xmlns:am3d="http://schemas.microsoft.com/office/drawing/2017/model3d" xmlns:oel="http://schemas.microsoft.com/office/2019/extlst" xmlns:r="http://schemas.openxmlformats.org/officeDocument/2006/relationships" xmlns:wp14="http://schemas.microsoft.com/office/word/2010/wordprocessingDrawing" xmlns:wp="http://schemas.openxmlformats.org/drawingml/2006/wordprocessingDrawing" xmlns:wpg="http://schemas.microsoft.com/office/word/2010/wordprocessingGroup" xmlns:wpi="http://schemas.microsoft.com/office/word/2010/wordprocessingInk" xmlns:wps="http://schemas.microsoft.com/office/word/2010/wordprocessingShape" xmlns:o="urn:schemas-microsoft-com:office:office" xmlns:v="urn:schemas-microsoft-com:vml" xmlns:w10="urn:schemas-microsoft-com:office:word" xmlns:w="http://schemas.openxmlformats.org/wordprocessingml/2006/main" xmlns:w14="http://schemas.microsoft.com/office/word/2010/wordml" xmlns:w15="http://schemas.microsoft.com/office/word/2012/wordml" xmlns:w16cei="http://schemas.microsoft.com/office/word/2026/wordml/cei" xmlns:w16cex="http://schemas.microsoft.com/office/word/2018/wordml/cex" xmlns:w16cid="http://schemas.microsoft.com/office/word/2016/wordml/cid" xmlns:w16="http://schemas.microsoft.com/office/word/2018/wordml" xmlns:w16sdtdh="http://schemas.microsoft.com/office/word/2020/wordml/sdtdatahash" xmlns:w16sdtfl="http://schemas.microsoft.com/office/word/2024/wordml/sdtformatlock" xmlns:w16se="http://schemas.microsoft.com/office/word/2015/wordml/symex" xmlns:w16du="http://schemas.microsoft.com/office/word/2023/wordml/word16du" xmlns:wne="http://schemas.microsoft.com/office/word/2006/wordml" mc:Ignorable="w14 w15 w16se w16cid w16 w16cex w16sdtdh w16sdtfl w16du wp14">
   <w:p>
     <w:pPr>
       <w:pStyle w:val="Footer"/>
@@ -1876,7 +1852,7 @@
 </file>
 
 <file path=word/footer3.xml><?xml version="1.0" encoding="utf-8"?>
-<w:ftr xmlns:wpc="http://schemas.microsoft.com/office/word/2010/wordprocessingCanvas" xmlns:cx="http://schemas.microsoft.com/office/drawing/2014/chartex" xmlns:cx1="http://schemas.microsoft.com/office/drawing/2015/9/8/chartex" xmlns:cx2="http://schemas.microsoft.com/office/drawing/2015/10/21/chartex" xmlns:cx3="http://schemas.microsoft.com/office/drawing/2016/5/9/chartex" xmlns:cx4="http://schemas.microsoft.com/office/drawing/2016/5/10/chartex" xmlns:cx5="http://schemas.microsoft.com/office/drawing/2016/5/11/chartex" xmlns:cx6="http://schemas.microsoft.com/office/drawing/2016/5/12/chartex" xmlns:cx7="http://schemas.microsoft.com/office/drawing/2016/5/13/chartex" xmlns:cx8="http://schemas.microsoft.com/office/drawing/2016/5/14/chartex" xmlns:mc="http://schemas.openxmlformats.org/markup-compatibility/2006" xmlns:aink="http://schemas.microsoft.com/office/drawing/2016/ink" xmlns:am3d="http://schemas.microsoft.com/office/drawing/2017/model3d" xmlns:o="urn:schemas-microsoft-com:office:office" xmlns:oel="http://schemas.microsoft.com/office/2019/extlst" xmlns:r="http://schemas.openxmlformats.org/officeDocument/2006/relationships" xmlns:m="http://schemas.openxmlformats.org/officeDocument/2006/math" xmlns:v="urn:schemas-microsoft-com:vml" xmlns:wp14="http://schemas.microsoft.com/office/word/2010/wordprocessingDrawing" xmlns:wp="http://schemas.openxmlformats.org/drawingml/2006/wordprocessingDrawing" xmlns:w10="urn:schemas-microsoft-com:office:word" xmlns:w="http://schemas.openxmlformats.org/wordprocessingml/2006/main" xmlns:w14="http://schemas.microsoft.com/office/word/2010/wordml" xmlns:w15="http://schemas.microsoft.com/office/word/2012/wordml" xmlns:w16cex="http://schemas.microsoft.com/office/word/2018/wordml/cex" xmlns:w16cid="http://schemas.microsoft.com/office/word/2016/wordml/cid" xmlns:w16="http://schemas.microsoft.com/office/word/2018/wordml" xmlns:w16du="http://schemas.microsoft.com/office/word/2023/wordml/word16du" xmlns:w16sdtdh="http://schemas.microsoft.com/office/word/2020/wordml/sdtdatahash" xmlns:w16sdtfl="http://schemas.microsoft.com/office/word/2024/wordml/sdtformatlock" xmlns:w16se="http://schemas.microsoft.com/office/word/2015/wordml/symex" xmlns:wpg="http://schemas.microsoft.com/office/word/2010/wordprocessingGroup" xmlns:wpi="http://schemas.microsoft.com/office/word/2010/wordprocessingInk" xmlns:wne="http://schemas.microsoft.com/office/word/2006/wordml" xmlns:wps="http://schemas.microsoft.com/office/word/2010/wordprocessingShape" mc:Ignorable="w14 w15 w16se w16cid w16 w16cex w16sdtdh w16sdtfl w16du wp14">
+<w:ftr xmlns:wpc="http://schemas.microsoft.com/office/word/2010/wordprocessingCanvas" xmlns:cx="http://schemas.microsoft.com/office/drawing/2014/chartex" xmlns:cx1="http://schemas.microsoft.com/office/drawing/2015/9/8/chartex" xmlns:cx2="http://schemas.microsoft.com/office/drawing/2015/10/21/chartex" xmlns:cx3="http://schemas.microsoft.com/office/drawing/2016/5/9/chartex" xmlns:cx4="http://schemas.microsoft.com/office/drawing/2016/5/10/chartex" xmlns:cx5="http://schemas.microsoft.com/office/drawing/2016/5/11/chartex" xmlns:cx6="http://schemas.microsoft.com/office/drawing/2016/5/12/chartex" xmlns:cx7="http://schemas.microsoft.com/office/drawing/2016/5/13/chartex" xmlns:cx8="http://schemas.microsoft.com/office/drawing/2016/5/14/chartex" xmlns:mc="http://schemas.openxmlformats.org/markup-compatibility/2006" xmlns:m="http://schemas.openxmlformats.org/officeDocument/2006/math" xmlns:aink="http://schemas.microsoft.com/office/drawing/2016/ink" xmlns:am3d="http://schemas.microsoft.com/office/drawing/2017/model3d" xmlns:oel="http://schemas.microsoft.com/office/2019/extlst" xmlns:r="http://schemas.openxmlformats.org/officeDocument/2006/relationships" xmlns:wp14="http://schemas.microsoft.com/office/word/2010/wordprocessingDrawing" xmlns:wp="http://schemas.openxmlformats.org/drawingml/2006/wordprocessingDrawing" xmlns:wpg="http://schemas.microsoft.com/office/word/2010/wordprocessingGroup" xmlns:wpi="http://schemas.microsoft.com/office/word/2010/wordprocessingInk" xmlns:wps="http://schemas.microsoft.com/office/word/2010/wordprocessingShape" xmlns:o="urn:schemas-microsoft-com:office:office" xmlns:v="urn:schemas-microsoft-com:vml" xmlns:w10="urn:schemas-microsoft-com:office:word" xmlns:w="http://schemas.openxmlformats.org/wordprocessingml/2006/main" xmlns:w14="http://schemas.microsoft.com/office/word/2010/wordml" xmlns:w15="http://schemas.microsoft.com/office/word/2012/wordml" xmlns:w16cei="http://schemas.microsoft.com/office/word/2026/wordml/cei" xmlns:w16cex="http://schemas.microsoft.com/office/word/2018/wordml/cex" xmlns:w16cid="http://schemas.microsoft.com/office/word/2016/wordml/cid" xmlns:w16="http://schemas.microsoft.com/office/word/2018/wordml" xmlns:w16sdtdh="http://schemas.microsoft.com/office/word/2020/wordml/sdtdatahash" xmlns:w16sdtfl="http://schemas.microsoft.com/office/word/2024/wordml/sdtformatlock" xmlns:w16se="http://schemas.microsoft.com/office/word/2015/wordml/symex" xmlns:w16du="http://schemas.microsoft.com/office/word/2023/wordml/word16du" xmlns:wne="http://schemas.microsoft.com/office/word/2006/wordml" mc:Ignorable="w14 w15 w16se w16cid w16 w16cex w16sdtdh w16sdtfl w16du wp14">
   <w:p>
     <w:pPr>
       <w:pStyle w:val="Footer"/>
@@ -1886,7 +1862,7 @@
 </file>
 
 <file path=word/footnotes.xml><?xml version="1.0" encoding="utf-8"?>
-<w:footnotes xmlns:wpc="http://schemas.microsoft.com/office/word/2010/wordprocessingCanvas" xmlns:cx="http://schemas.microsoft.com/office/drawing/2014/chartex" xmlns:cx1="http://schemas.microsoft.com/office/drawing/2015/9/8/chartex" xmlns:cx2="http://schemas.microsoft.com/office/drawing/2015/10/21/chartex" xmlns:cx3="http://schemas.microsoft.com/office/drawing/2016/5/9/chartex" xmlns:cx4="http://schemas.microsoft.com/office/drawing/2016/5/10/chartex" xmlns:cx5="http://schemas.microsoft.com/office/drawing/2016/5/11/chartex" xmlns:cx6="http://schemas.microsoft.com/office/drawing/2016/5/12/chartex" xmlns:cx7="http://schemas.microsoft.com/office/drawing/2016/5/13/chartex" xmlns:cx8="http://schemas.microsoft.com/office/drawing/2016/5/14/chartex" xmlns:mc="http://schemas.openxmlformats.org/markup-compatibility/2006" xmlns:aink="http://schemas.microsoft.com/office/drawing/2016/ink" xmlns:am3d="http://schemas.microsoft.com/office/drawing/2017/model3d" xmlns:o="urn:schemas-microsoft-com:office:office" xmlns:oel="http://schemas.microsoft.com/office/2019/extlst" xmlns:r="http://schemas.openxmlformats.org/officeDocument/2006/relationships" xmlns:m="http://schemas.openxmlformats.org/officeDocument/2006/math" xmlns:v="urn:schemas-microsoft-com:vml" xmlns:wp14="http://schemas.microsoft.com/office/word/2010/wordprocessingDrawing" xmlns:wp="http://schemas.openxmlformats.org/drawingml/2006/wordprocessingDrawing" xmlns:w10="urn:schemas-microsoft-com:office:word" xmlns:w="http://schemas.openxmlformats.org/wordprocessingml/2006/main" xmlns:w14="http://schemas.microsoft.com/office/word/2010/wordml" xmlns:w15="http://schemas.microsoft.com/office/word/2012/wordml" xmlns:w16cex="http://schemas.microsoft.com/office/word/2018/wordml/cex" xmlns:w16cid="http://schemas.microsoft.com/office/word/2016/wordml/cid" xmlns:w16="http://schemas.microsoft.com/office/word/2018/wordml" xmlns:w16du="http://schemas.microsoft.com/office/word/2023/wordml/word16du" xmlns:w16sdtdh="http://schemas.microsoft.com/office/word/2020/wordml/sdtdatahash" xmlns:w16sdtfl="http://schemas.microsoft.com/office/word/2024/wordml/sdtformatlock" xmlns:w16se="http://schemas.microsoft.com/office/word/2015/wordml/symex" xmlns:wpg="http://schemas.microsoft.com/office/word/2010/wordprocessingGroup" xmlns:wpi="http://schemas.microsoft.com/office/word/2010/wordprocessingInk" xmlns:wne="http://schemas.microsoft.com/office/word/2006/wordml" xmlns:wps="http://schemas.microsoft.com/office/word/2010/wordprocessingShape" mc:Ignorable="w14 w15 w16se w16cid w16 w16cex w16sdtdh w16sdtfl w16du wp14">
+<w:footnotes xmlns:wpc="http://schemas.microsoft.com/office/word/2010/wordprocessingCanvas" xmlns:cx="http://schemas.microsoft.com/office/drawing/2014/chartex" xmlns:cx1="http://schemas.microsoft.com/office/drawing/2015/9/8/chartex" xmlns:cx2="http://schemas.microsoft.com/office/drawing/2015/10/21/chartex" xmlns:cx3="http://schemas.microsoft.com/office/drawing/2016/5/9/chartex" xmlns:cx4="http://schemas.microsoft.com/office/drawing/2016/5/10/chartex" xmlns:cx5="http://schemas.microsoft.com/office/drawing/2016/5/11/chartex" xmlns:cx6="http://schemas.microsoft.com/office/drawing/2016/5/12/chartex" xmlns:cx7="http://schemas.microsoft.com/office/drawing/2016/5/13/chartex" xmlns:cx8="http://schemas.microsoft.com/office/drawing/2016/5/14/chartex" xmlns:mc="http://schemas.openxmlformats.org/markup-compatibility/2006" xmlns:m="http://schemas.openxmlformats.org/officeDocument/2006/math" xmlns:aink="http://schemas.microsoft.com/office/drawing/2016/ink" xmlns:am3d="http://schemas.microsoft.com/office/drawing/2017/model3d" xmlns:oel="http://schemas.microsoft.com/office/2019/extlst" xmlns:r="http://schemas.openxmlformats.org/officeDocument/2006/relationships" xmlns:wp14="http://schemas.microsoft.com/office/word/2010/wordprocessingDrawing" xmlns:wp="http://schemas.openxmlformats.org/drawingml/2006/wordprocessingDrawing" xmlns:wpg="http://schemas.microsoft.com/office/word/2010/wordprocessingGroup" xmlns:wpi="http://schemas.microsoft.com/office/word/2010/wordprocessingInk" xmlns:wps="http://schemas.microsoft.com/office/word/2010/wordprocessingShape" xmlns:o="urn:schemas-microsoft-com:office:office" xmlns:v="urn:schemas-microsoft-com:vml" xmlns:w10="urn:schemas-microsoft-com:office:word" xmlns:w="http://schemas.openxmlformats.org/wordprocessingml/2006/main" xmlns:w14="http://schemas.microsoft.com/office/word/2010/wordml" xmlns:w15="http://schemas.microsoft.com/office/word/2012/wordml" xmlns:w16cei="http://schemas.microsoft.com/office/word/2026/wordml/cei" xmlns:w16cex="http://schemas.microsoft.com/office/word/2018/wordml/cex" xmlns:w16cid="http://schemas.microsoft.com/office/word/2016/wordml/cid" xmlns:w16="http://schemas.microsoft.com/office/word/2018/wordml" xmlns:w16sdtdh="http://schemas.microsoft.com/office/word/2020/wordml/sdtdatahash" xmlns:w16sdtfl="http://schemas.microsoft.com/office/word/2024/wordml/sdtformatlock" xmlns:w16se="http://schemas.microsoft.com/office/word/2015/wordml/symex" xmlns:w16du="http://schemas.microsoft.com/office/word/2023/wordml/word16du" xmlns:wne="http://schemas.microsoft.com/office/word/2006/wordml" mc:Ignorable="w14 w15 w16se w16cid w16 w16cex w16sdtdh w16sdtfl w16du wp14">
   <w:footnote w:type="separator" w:id="-1">
     <w:p>
       <w:pPr>
@@ -1911,7 +1887,7 @@
 </file>
 
 <file path=word/header1.xml><?xml version="1.0" encoding="utf-8"?>
-<w:hdr xmlns:wpc="http://schemas.microsoft.com/office/word/2010/wordprocessingCanvas" xmlns:cx="http://schemas.microsoft.com/office/drawing/2014/chartex" xmlns:cx1="http://schemas.microsoft.com/office/drawing/2015/9/8/chartex" xmlns:cx2="http://schemas.microsoft.com/office/drawing/2015/10/21/chartex" xmlns:cx3="http://schemas.microsoft.com/office/drawing/2016/5/9/chartex" xmlns:cx4="http://schemas.microsoft.com/office/drawing/2016/5/10/chartex" xmlns:cx5="http://schemas.microsoft.com/office/drawing/2016/5/11/chartex" xmlns:cx6="http://schemas.microsoft.com/office/drawing/2016/5/12/chartex" xmlns:cx7="http://schemas.microsoft.com/office/drawing/2016/5/13/chartex" xmlns:cx8="http://schemas.microsoft.com/office/drawing/2016/5/14/chartex" xmlns:mc="http://schemas.openxmlformats.org/markup-compatibility/2006" xmlns:aink="http://schemas.microsoft.com/office/drawing/2016/ink" xmlns:am3d="http://schemas.microsoft.com/office/drawing/2017/model3d" xmlns:o="urn:schemas-microsoft-com:office:office" xmlns:oel="http://schemas.microsoft.com/office/2019/extlst" xmlns:r="http://schemas.openxmlformats.org/officeDocument/2006/relationships" xmlns:m="http://schemas.openxmlformats.org/officeDocument/2006/math" xmlns:v="urn:schemas-microsoft-com:vml" xmlns:wp14="http://schemas.microsoft.com/office/word/2010/wordprocessingDrawing" xmlns:wp="http://schemas.openxmlformats.org/drawingml/2006/wordprocessingDrawing" xmlns:w10="urn:schemas-microsoft-com:office:word" xmlns:w="http://schemas.openxmlformats.org/wordprocessingml/2006/main" xmlns:w14="http://schemas.microsoft.com/office/word/2010/wordml" xmlns:w15="http://schemas.microsoft.com/office/word/2012/wordml" xmlns:w16cex="http://schemas.microsoft.com/office/word/2018/wordml/cex" xmlns:w16cid="http://schemas.microsoft.com/office/word/2016/wordml/cid" xmlns:w16="http://schemas.microsoft.com/office/word/2018/wordml" xmlns:w16du="http://schemas.microsoft.com/office/word/2023/wordml/word16du" xmlns:w16sdtdh="http://schemas.microsoft.com/office/word/2020/wordml/sdtdatahash" xmlns:w16sdtfl="http://schemas.microsoft.com/office/word/2024/wordml/sdtformatlock" xmlns:w16se="http://schemas.microsoft.com/office/word/2015/wordml/symex" xmlns:wpg="http://schemas.microsoft.com/office/word/2010/wordprocessingGroup" xmlns:wpi="http://schemas.microsoft.com/office/word/2010/wordprocessingInk" xmlns:wne="http://schemas.microsoft.com/office/word/2006/wordml" xmlns:wps="http://schemas.microsoft.com/office/word/2010/wordprocessingShape" mc:Ignorable="w14 w15 w16se w16cid w16 w16cex w16sdtdh w16sdtfl w16du wp14">
+<w:hdr xmlns:wpc="http://schemas.microsoft.com/office/word/2010/wordprocessingCanvas" xmlns:cx="http://schemas.microsoft.com/office/drawing/2014/chartex" xmlns:cx1="http://schemas.microsoft.com/office/drawing/2015/9/8/chartex" xmlns:cx2="http://schemas.microsoft.com/office/drawing/2015/10/21/chartex" xmlns:cx3="http://schemas.microsoft.com/office/drawing/2016/5/9/chartex" xmlns:cx4="http://schemas.microsoft.com/office/drawing/2016/5/10/chartex" xmlns:cx5="http://schemas.microsoft.com/office/drawing/2016/5/11/chartex" xmlns:cx6="http://schemas.microsoft.com/office/drawing/2016/5/12/chartex" xmlns:cx7="http://schemas.microsoft.com/office/drawing/2016/5/13/chartex" xmlns:cx8="http://schemas.microsoft.com/office/drawing/2016/5/14/chartex" xmlns:mc="http://schemas.openxmlformats.org/markup-compatibility/2006" xmlns:m="http://schemas.openxmlformats.org/officeDocument/2006/math" xmlns:aink="http://schemas.microsoft.com/office/drawing/2016/ink" xmlns:am3d="http://schemas.microsoft.com/office/drawing/2017/model3d" xmlns:oel="http://schemas.microsoft.com/office/2019/extlst" xmlns:r="http://schemas.openxmlformats.org/officeDocument/2006/relationships" xmlns:wp14="http://schemas.microsoft.com/office/word/2010/wordprocessingDrawing" xmlns:wp="http://schemas.openxmlformats.org/drawingml/2006/wordprocessingDrawing" xmlns:wpg="http://schemas.microsoft.com/office/word/2010/wordprocessingGroup" xmlns:wpi="http://schemas.microsoft.com/office/word/2010/wordprocessingInk" xmlns:wps="http://schemas.microsoft.com/office/word/2010/wordprocessingShape" xmlns:o="urn:schemas-microsoft-com:office:office" xmlns:v="urn:schemas-microsoft-com:vml" xmlns:w10="urn:schemas-microsoft-com:office:word" xmlns:w="http://schemas.openxmlformats.org/wordprocessingml/2006/main" xmlns:w14="http://schemas.microsoft.com/office/word/2010/wordml" xmlns:w15="http://schemas.microsoft.com/office/word/2012/wordml" xmlns:w16cei="http://schemas.microsoft.com/office/word/2026/wordml/cei" xmlns:w16cex="http://schemas.microsoft.com/office/word/2018/wordml/cex" xmlns:w16cid="http://schemas.microsoft.com/office/word/2016/wordml/cid" xmlns:w16="http://schemas.microsoft.com/office/word/2018/wordml" xmlns:w16sdtdh="http://schemas.microsoft.com/office/word/2020/wordml/sdtdatahash" xmlns:w16sdtfl="http://schemas.microsoft.com/office/word/2024/wordml/sdtformatlock" xmlns:w16se="http://schemas.microsoft.com/office/word/2015/wordml/symex" xmlns:w16du="http://schemas.microsoft.com/office/word/2023/wordml/word16du" xmlns:wne="http://schemas.microsoft.com/office/word/2006/wordml" mc:Ignorable="w14 w15 w16se w16cid w16 w16cex w16sdtdh w16sdtfl w16du wp14">
   <w:p>
     <w:pPr>
       <w:pStyle w:val="Header"/>
@@ -1921,7 +1897,7 @@
 </file>
 
 <file path=word/header2.xml><?xml version="1.0" encoding="utf-8"?>
-<w:hdr xmlns:wpc="http://schemas.microsoft.com/office/word/2010/wordprocessingCanvas" xmlns:cx="http://schemas.microsoft.com/office/drawing/2014/chartex" xmlns:cx1="http://schemas.microsoft.com/office/drawing/2015/9/8/chartex" xmlns:cx2="http://schemas.microsoft.com/office/drawing/2015/10/21/chartex" xmlns:cx3="http://schemas.microsoft.com/office/drawing/2016/5/9/chartex" xmlns:cx4="http://schemas.microsoft.com/office/drawing/2016/5/10/chartex" xmlns:cx5="http://schemas.microsoft.com/office/drawing/2016/5/11/chartex" xmlns:cx6="http://schemas.microsoft.com/office/drawing/2016/5/12/chartex" xmlns:cx7="http://schemas.microsoft.com/office/drawing/2016/5/13/chartex" xmlns:cx8="http://schemas.microsoft.com/office/drawing/2016/5/14/chartex" xmlns:mc="http://schemas.openxmlformats.org/markup-compatibility/2006" xmlns:aink="http://schemas.microsoft.com/office/drawing/2016/ink" xmlns:am3d="http://schemas.microsoft.com/office/drawing/2017/model3d" xmlns:o="urn:schemas-microsoft-com:office:office" xmlns:oel="http://schemas.microsoft.com/office/2019/extlst" xmlns:r="http://schemas.openxmlformats.org/officeDocument/2006/relationships" xmlns:m="http://schemas.openxmlformats.org/officeDocument/2006/math" xmlns:v="urn:schemas-microsoft-com:vml" xmlns:wp14="http://schemas.microsoft.com/office/word/2010/wordprocessingDrawing" xmlns:wp="http://schemas.openxmlformats.org/drawingml/2006/wordprocessingDrawing" xmlns:w10="urn:schemas-microsoft-com:office:word" xmlns:w="http://schemas.openxmlformats.org/wordprocessingml/2006/main" xmlns:w14="http://schemas.microsoft.com/office/word/2010/wordml" xmlns:w15="http://schemas.microsoft.com/office/word/2012/wordml" xmlns:w16cex="http://schemas.microsoft.com/office/word/2018/wordml/cex" xmlns:w16cid="http://schemas.microsoft.com/office/word/2016/wordml/cid" xmlns:w16="http://schemas.microsoft.com/office/word/2018/wordml" xmlns:w16du="http://schemas.microsoft.com/office/word/2023/wordml/word16du" xmlns:w16sdtdh="http://schemas.microsoft.com/office/word/2020/wordml/sdtdatahash" xmlns:w16sdtfl="http://schemas.microsoft.com/office/word/2024/wordml/sdtformatlock" xmlns:w16se="http://schemas.microsoft.com/office/word/2015/wordml/symex" xmlns:wpg="http://schemas.microsoft.com/office/word/2010/wordprocessingGroup" xmlns:wpi="http://schemas.microsoft.com/office/word/2010/wordprocessingInk" xmlns:wne="http://schemas.microsoft.com/office/word/2006/wordml" xmlns:wps="http://schemas.microsoft.com/office/word/2010/wordprocessingShape" mc:Ignorable="w14 w15 w16se w16cid w16 w16cex w16sdtdh w16sdtfl w16du wp14">
+<w:hdr xmlns:wpc="http://schemas.microsoft.com/office/word/2010/wordprocessingCanvas" xmlns:cx="http://schemas.microsoft.com/office/drawing/2014/chartex" xmlns:cx1="http://schemas.microsoft.com/office/drawing/2015/9/8/chartex" xmlns:cx2="http://schemas.microsoft.com/office/drawing/2015/10/21/chartex" xmlns:cx3="http://schemas.microsoft.com/office/drawing/2016/5/9/chartex" xmlns:cx4="http://schemas.microsoft.com/office/drawing/2016/5/10/chartex" xmlns:cx5="http://schemas.microsoft.com/office/drawing/2016/5/11/chartex" xmlns:cx6="http://schemas.microsoft.com/office/drawing/2016/5/12/chartex" xmlns:cx7="http://schemas.microsoft.com/office/drawing/2016/5/13/chartex" xmlns:cx8="http://schemas.microsoft.com/office/drawing/2016/5/14/chartex" xmlns:mc="http://schemas.openxmlformats.org/markup-compatibility/2006" xmlns:m="http://schemas.openxmlformats.org/officeDocument/2006/math" xmlns:aink="http://schemas.microsoft.com/office/drawing/2016/ink" xmlns:am3d="http://schemas.microsoft.com/office/drawing/2017/model3d" xmlns:oel="http://schemas.microsoft.com/office/2019/extlst" xmlns:r="http://schemas.openxmlformats.org/officeDocument/2006/relationships" xmlns:wp14="http://schemas.microsoft.com/office/word/2010/wordprocessingDrawing" xmlns:wp="http://schemas.openxmlformats.org/drawingml/2006/wordprocessingDrawing" xmlns:wpg="http://schemas.microsoft.com/office/word/2010/wordprocessingGroup" xmlns:wpi="http://schemas.microsoft.com/office/word/2010/wordprocessingInk" xmlns:wps="http://schemas.microsoft.com/office/word/2010/wordprocessingShape" xmlns:o="urn:schemas-microsoft-com:office:office" xmlns:v="urn:schemas-microsoft-com:vml" xmlns:w10="urn:schemas-microsoft-com:office:word" xmlns:w="http://schemas.openxmlformats.org/wordprocessingml/2006/main" xmlns:w14="http://schemas.microsoft.com/office/word/2010/wordml" xmlns:w15="http://schemas.microsoft.com/office/word/2012/wordml" xmlns:w16cei="http://schemas.microsoft.com/office/word/2026/wordml/cei" xmlns:w16cex="http://schemas.microsoft.com/office/word/2018/wordml/cex" xmlns:w16cid="http://schemas.microsoft.com/office/word/2016/wordml/cid" xmlns:w16="http://schemas.microsoft.com/office/word/2018/wordml" xmlns:w16sdtdh="http://schemas.microsoft.com/office/word/2020/wordml/sdtdatahash" xmlns:w16sdtfl="http://schemas.microsoft.com/office/word/2024/wordml/sdtformatlock" xmlns:w16se="http://schemas.microsoft.com/office/word/2015/wordml/symex" xmlns:w16du="http://schemas.microsoft.com/office/word/2023/wordml/word16du" xmlns:wne="http://schemas.microsoft.com/office/word/2006/wordml" mc:Ignorable="w14 w15 w16se w16cid w16 w16cex w16sdtdh w16sdtfl w16du wp14">
   <w:p>
     <w:pPr>
       <w:pStyle w:val="Header"/>
@@ -1931,7 +1907,7 @@
 </file>
 
 <file path=word/header3.xml><?xml version="1.0" encoding="utf-8"?>
-<w:hdr xmlns:wpc="http://schemas.microsoft.com/office/word/2010/wordprocessingCanvas" xmlns:cx="http://schemas.microsoft.com/office/drawing/2014/chartex" xmlns:cx1="http://schemas.microsoft.com/office/drawing/2015/9/8/chartex" xmlns:cx2="http://schemas.microsoft.com/office/drawing/2015/10/21/chartex" xmlns:cx3="http://schemas.microsoft.com/office/drawing/2016/5/9/chartex" xmlns:cx4="http://schemas.microsoft.com/office/drawing/2016/5/10/chartex" xmlns:cx5="http://schemas.microsoft.com/office/drawing/2016/5/11/chartex" xmlns:cx6="http://schemas.microsoft.com/office/drawing/2016/5/12/chartex" xmlns:cx7="http://schemas.microsoft.com/office/drawing/2016/5/13/chartex" xmlns:cx8="http://schemas.microsoft.com/office/drawing/2016/5/14/chartex" xmlns:mc="http://schemas.openxmlformats.org/markup-compatibility/2006" xmlns:aink="http://schemas.microsoft.com/office/drawing/2016/ink" xmlns:am3d="http://schemas.microsoft.com/office/drawing/2017/model3d" xmlns:o="urn:schemas-microsoft-com:office:office" xmlns:oel="http://schemas.microsoft.com/office/2019/extlst" xmlns:r="http://schemas.openxmlformats.org/officeDocument/2006/relationships" xmlns:m="http://schemas.openxmlformats.org/officeDocument/2006/math" xmlns:v="urn:schemas-microsoft-com:vml" xmlns:wp14="http://schemas.microsoft.com/office/word/2010/wordprocessingDrawing" xmlns:wp="http://schemas.openxmlformats.org/drawingml/2006/wordprocessingDrawing" xmlns:w10="urn:schemas-microsoft-com:office:word" xmlns:w="http://schemas.openxmlformats.org/wordprocessingml/2006/main" xmlns:w14="http://schemas.microsoft.com/office/word/2010/wordml" xmlns:w15="http://schemas.microsoft.com/office/word/2012/wordml" xmlns:w16cex="http://schemas.microsoft.com/office/word/2018/wordml/cex" xmlns:w16cid="http://schemas.microsoft.com/office/word/2016/wordml/cid" xmlns:w16="http://schemas.microsoft.com/office/word/2018/wordml" xmlns:w16du="http://schemas.microsoft.com/office/word/2023/wordml/word16du" xmlns:w16sdtdh="http://schemas.microsoft.com/office/word/2020/wordml/sdtdatahash" xmlns:w16sdtfl="http://schemas.microsoft.com/office/word/2024/wordml/sdtformatlock" xmlns:w16se="http://schemas.microsoft.com/office/word/2015/wordml/symex" xmlns:wpg="http://schemas.microsoft.com/office/word/2010/wordprocessingGroup" xmlns:wpi="http://schemas.microsoft.com/office/word/2010/wordprocessingInk" xmlns:wne="http://schemas.microsoft.com/office/word/2006/wordml" xmlns:wps="http://schemas.microsoft.com/office/word/2010/wordprocessingShape" mc:Ignorable="w14 w15 w16se w16cid w16 w16cex w16sdtdh w16sdtfl w16du wp14">
+<w:hdr xmlns:wpc="http://schemas.microsoft.com/office/word/2010/wordprocessingCanvas" xmlns:cx="http://schemas.microsoft.com/office/drawing/2014/chartex" xmlns:cx1="http://schemas.microsoft.com/office/drawing/2015/9/8/chartex" xmlns:cx2="http://schemas.microsoft.com/office/drawing/2015/10/21/chartex" xmlns:cx3="http://schemas.microsoft.com/office/drawing/2016/5/9/chartex" xmlns:cx4="http://schemas.microsoft.com/office/drawing/2016/5/10/chartex" xmlns:cx5="http://schemas.microsoft.com/office/drawing/2016/5/11/chartex" xmlns:cx6="http://schemas.microsoft.com/office/drawing/2016/5/12/chartex" xmlns:cx7="http://schemas.microsoft.com/office/drawing/2016/5/13/chartex" xmlns:cx8="http://schemas.microsoft.com/office/drawing/2016/5/14/chartex" xmlns:mc="http://schemas.openxmlformats.org/markup-compatibility/2006" xmlns:m="http://schemas.openxmlformats.org/officeDocument/2006/math" xmlns:aink="http://schemas.microsoft.com/office/drawing/2016/ink" xmlns:am3d="http://schemas.microsoft.com/office/drawing/2017/model3d" xmlns:oel="http://schemas.microsoft.com/office/2019/extlst" xmlns:r="http://schemas.openxmlformats.org/officeDocument/2006/relationships" xmlns:wp14="http://schemas.microsoft.com/office/word/2010/wordprocessingDrawing" xmlns:wp="http://schemas.openxmlformats.org/drawingml/2006/wordprocessingDrawing" xmlns:wpg="http://schemas.microsoft.com/office/word/2010/wordprocessingGroup" xmlns:wpi="http://schemas.microsoft.com/office/word/2010/wordprocessingInk" xmlns:wps="http://schemas.microsoft.com/office/word/2010/wordprocessingShape" xmlns:o="urn:schemas-microsoft-com:office:office" xmlns:v="urn:schemas-microsoft-com:vml" xmlns:w10="urn:schemas-microsoft-com:office:word" xmlns:w="http://schemas.openxmlformats.org/wordprocessingml/2006/main" xmlns:w14="http://schemas.microsoft.com/office/word/2010/wordml" xmlns:w15="http://schemas.microsoft.com/office/word/2012/wordml" xmlns:w16cei="http://schemas.microsoft.com/office/word/2026/wordml/cei" xmlns:w16cex="http://schemas.microsoft.com/office/word/2018/wordml/cex" xmlns:w16cid="http://schemas.microsoft.com/office/word/2016/wordml/cid" xmlns:w16="http://schemas.microsoft.com/office/word/2018/wordml" xmlns:w16sdtdh="http://schemas.microsoft.com/office/word/2020/wordml/sdtdatahash" xmlns:w16sdtfl="http://schemas.microsoft.com/office/word/2024/wordml/sdtformatlock" xmlns:w16se="http://schemas.microsoft.com/office/word/2015/wordml/symex" xmlns:w16du="http://schemas.microsoft.com/office/word/2023/wordml/word16du" xmlns:wne="http://schemas.microsoft.com/office/word/2006/wordml" mc:Ignorable="w14 w15 w16se w16cid w16 w16cex w16sdtdh w16sdtfl w16du wp14">
   <w:p>
     <w:pPr>
       <w:pStyle w:val="Header"/>
@@ -1941,7 +1917,7 @@
 </file>
 
 <file path=word/numbering.xml><?xml version="1.0" encoding="utf-8"?>
-<w:numbering xmlns:wpc="http://schemas.microsoft.com/office/word/2010/wordprocessingCanvas" xmlns:cx="http://schemas.microsoft.com/office/drawing/2014/chartex" xmlns:cx1="http://schemas.microsoft.com/office/drawing/2015/9/8/chartex" xmlns:cx2="http://schemas.microsoft.com/office/drawing/2015/10/21/chartex" xmlns:cx3="http://schemas.microsoft.com/office/drawing/2016/5/9/chartex" xmlns:cx4="http://schemas.microsoft.com/office/drawing/2016/5/10/chartex" xmlns:cx5="http://schemas.microsoft.com/office/drawing/2016/5/11/chartex" xmlns:cx6="http://schemas.microsoft.com/office/drawing/2016/5/12/chartex" xmlns:cx7="http://schemas.microsoft.com/office/drawing/2016/5/13/chartex" xmlns:cx8="http://schemas.microsoft.com/office/drawing/2016/5/14/chartex" xmlns:mc="http://schemas.openxmlformats.org/markup-compatibility/2006" xmlns:aink="http://schemas.microsoft.com/office/drawing/2016/ink" xmlns:am3d="http://schemas.microsoft.com/office/drawing/2017/model3d" xmlns:o="urn:schemas-microsoft-com:office:office" xmlns:oel="http://schemas.microsoft.com/office/2019/extlst" xmlns:r="http://schemas.openxmlformats.org/officeDocument/2006/relationships" xmlns:m="http://schemas.openxmlformats.org/officeDocument/2006/math" xmlns:v="urn:schemas-microsoft-com:vml" xmlns:wp14="http://schemas.microsoft.com/office/word/2010/wordprocessingDrawing" xmlns:wp="http://schemas.openxmlformats.org/drawingml/2006/wordprocessingDrawing" xmlns:w10="urn:schemas-microsoft-com:office:word" xmlns:w="http://schemas.openxmlformats.org/wordprocessingml/2006/main" xmlns:w14="http://schemas.microsoft.com/office/word/2010/wordml" xmlns:w15="http://schemas.microsoft.com/office/word/2012/wordml" xmlns:w16cex="http://schemas.microsoft.com/office/word/2018/wordml/cex" xmlns:w16cid="http://schemas.microsoft.com/office/word/2016/wordml/cid" xmlns:w16="http://schemas.microsoft.com/office/word/2018/wordml" xmlns:w16du="http://schemas.microsoft.com/office/word/2023/wordml/word16du" xmlns:w16sdtdh="http://schemas.microsoft.com/office/word/2020/wordml/sdtdatahash" xmlns:w16sdtfl="http://schemas.microsoft.com/office/word/2024/wordml/sdtformatlock" xmlns:w16se="http://schemas.microsoft.com/office/word/2015/wordml/symex" xmlns:wpg="http://schemas.microsoft.com/office/word/2010/wordprocessingGroup" xmlns:wpi="http://schemas.microsoft.com/office/word/2010/wordprocessingInk" xmlns:wne="http://schemas.microsoft.com/office/word/2006/wordml" xmlns:wps="http://schemas.microsoft.com/office/word/2010/wordprocessingShape" mc:Ignorable="w14 w15 w16se w16cid w16 w16cex w16sdtdh w16sdtfl w16du wp14">
+<w:numbering xmlns:wpc="http://schemas.microsoft.com/office/word/2010/wordprocessingCanvas" xmlns:cx="http://schemas.microsoft.com/office/drawing/2014/chartex" xmlns:cx1="http://schemas.microsoft.com/office/drawing/2015/9/8/chartex" xmlns:cx2="http://schemas.microsoft.com/office/drawing/2015/10/21/chartex" xmlns:cx3="http://schemas.microsoft.com/office/drawing/2016/5/9/chartex" xmlns:cx4="http://schemas.microsoft.com/office/drawing/2016/5/10/chartex" xmlns:cx5="http://schemas.microsoft.com/office/drawing/2016/5/11/chartex" xmlns:cx6="http://schemas.microsoft.com/office/drawing/2016/5/12/chartex" xmlns:cx7="http://schemas.microsoft.com/office/drawing/2016/5/13/chartex" xmlns:cx8="http://schemas.microsoft.com/office/drawing/2016/5/14/chartex" xmlns:mc="http://schemas.openxmlformats.org/markup-compatibility/2006" xmlns:m="http://schemas.openxmlformats.org/officeDocument/2006/math" xmlns:aink="http://schemas.microsoft.com/office/drawing/2016/ink" xmlns:am3d="http://schemas.microsoft.com/office/drawing/2017/model3d" xmlns:oel="http://schemas.microsoft.com/office/2019/extlst" xmlns:r="http://schemas.openxmlformats.org/officeDocument/2006/relationships" xmlns:wp14="http://schemas.microsoft.com/office/word/2010/wordprocessingDrawing" xmlns:wp="http://schemas.openxmlformats.org/drawingml/2006/wordprocessingDrawing" xmlns:wpg="http://schemas.microsoft.com/office/word/2010/wordprocessingGroup" xmlns:wpi="http://schemas.microsoft.com/office/word/2010/wordprocessingInk" xmlns:wps="http://schemas.microsoft.com/office/word/2010/wordprocessingShape" xmlns:o="urn:schemas-microsoft-com:office:office" xmlns:v="urn:schemas-microsoft-com:vml" xmlns:w10="urn:schemas-microsoft-com:office:word" xmlns:w="http://schemas.openxmlformats.org/wordprocessingml/2006/main" xmlns:w14="http://schemas.microsoft.com/office/word/2010/wordml" xmlns:w15="http://schemas.microsoft.com/office/word/2012/wordml" xmlns:w16cei="http://schemas.microsoft.com/office/word/2026/wordml/cei" xmlns:w16cex="http://schemas.microsoft.com/office/word/2018/wordml/cex" xmlns:w16cid="http://schemas.microsoft.com/office/word/2016/wordml/cid" xmlns:w16="http://schemas.microsoft.com/office/word/2018/wordml" xmlns:w16sdtdh="http://schemas.microsoft.com/office/word/2020/wordml/sdtdatahash" xmlns:w16sdtfl="http://schemas.microsoft.com/office/word/2024/wordml/sdtformatlock" xmlns:w16se="http://schemas.microsoft.com/office/word/2015/wordml/symex" xmlns:w16du="http://schemas.microsoft.com/office/word/2023/wordml/word16du" xmlns:wne="http://schemas.microsoft.com/office/word/2006/wordml" mc:Ignorable="w14 w15 w16se w16cid w16 w16cex w16sdtdh w16sdtfl w16du wp14">
   <w:abstractNum w:abstractNumId="0" w15:restartNumberingAfterBreak="0">
     <w:nsid w:val="36B04C43"/>
     <w:multiLevelType w:val="multilevel"/>
@@ -2180,7 +2156,7 @@
 </file>
 
 <file path=word/styles.xml><?xml version="1.0" encoding="utf-8"?>
-<w:styles xmlns:mc="http://schemas.openxmlformats.org/markup-compatibility/2006" xmlns:r="http://schemas.openxmlformats.org/officeDocument/2006/relationships" xmlns:w="http://schemas.openxmlformats.org/wordprocessingml/2006/main" xmlns:w14="http://schemas.microsoft.com/office/word/2010/wordml" xmlns:w15="http://schemas.microsoft.com/office/word/2012/wordml" xmlns:w16cex="http://schemas.microsoft.com/office/word/2018/wordml/cex" xmlns:w16cid="http://schemas.microsoft.com/office/word/2016/wordml/cid" xmlns:w16="http://schemas.microsoft.com/office/word/2018/wordml" xmlns:w16du="http://schemas.microsoft.com/office/word/2023/wordml/word16du" xmlns:w16sdtdh="http://schemas.microsoft.com/office/word/2020/wordml/sdtdatahash" xmlns:w16sdtfl="http://schemas.microsoft.com/office/word/2024/wordml/sdtformatlock" xmlns:w16se="http://schemas.microsoft.com/office/word/2015/wordml/symex" mc:Ignorable="w14 w15 w16se w16cid w16 w16cex w16sdtdh w16sdtfl w16du">
+<w:styles xmlns:mc="http://schemas.openxmlformats.org/markup-compatibility/2006" xmlns:r="http://schemas.openxmlformats.org/officeDocument/2006/relationships" xmlns:w="http://schemas.openxmlformats.org/wordprocessingml/2006/main" xmlns:w14="http://schemas.microsoft.com/office/word/2010/wordml" xmlns:w15="http://schemas.microsoft.com/office/word/2012/wordml" xmlns:w16cex="http://schemas.microsoft.com/office/word/2018/wordml/cex" xmlns:w16cid="http://schemas.microsoft.com/office/word/2016/wordml/cid" xmlns:w16="http://schemas.microsoft.com/office/word/2018/wordml" xmlns:w16sdtdh="http://schemas.microsoft.com/office/word/2020/wordml/sdtdatahash" xmlns:w16sdtfl="http://schemas.microsoft.com/office/word/2024/wordml/sdtformatlock" xmlns:w16se="http://schemas.microsoft.com/office/word/2015/wordml/symex" xmlns:w16du="http://schemas.microsoft.com/office/word/2023/wordml/word16du" mc:Ignorable="w14 w15 w16se w16cid w16 w16cex w16sdtdh w16sdtfl w16du">
   <w:docDefaults>
     <w:rPrDefault>
       <w:rPr>

--- a/resumes/zachary-cortinovis-resume.docx
+++ b/resumes/zachary-cortinovis-resume.docx
@@ -47,7 +47,16 @@
           <w:sz w:val="28"/>
           <w:szCs w:val="28"/>
         </w:rPr>
-        <w:t xml:space="preserve">Graphics &amp; User Experience </w:t>
+        <w:t xml:space="preserve">Graphics &amp; </w:t>
+      </w:r>
+      <w:r>
+        <w:rPr>
+          <w:rFonts w:ascii="Helvetica" w:hAnsi="Helvetica"/>
+          <w:color w:val="4F81BD" w:themeColor="accent1"/>
+          <w:sz w:val="28"/>
+          <w:szCs w:val="28"/>
+        </w:rPr>
+        <w:t xml:space="preserve">UX </w:t>
       </w:r>
       <w:r>
         <w:rPr>
@@ -256,27 +265,7 @@
             <w:szCs w:val="20"/>
             <w:u w:val="single"/>
           </w:rPr>
-          <w:t>zacharycor</w:t>
-        </w:r>
-        <w:r>
-          <w:rPr>
-            <w:rFonts w:ascii="Helvetica" w:hAnsi="Helvetica"/>
-            <w:color w:val="1155CC"/>
-            <w:sz w:val="20"/>
-            <w:szCs w:val="20"/>
-            <w:u w:val="single"/>
-          </w:rPr>
-          <w:t>t</w:t>
-        </w:r>
-        <w:r>
-          <w:rPr>
-            <w:rFonts w:ascii="Helvetica" w:hAnsi="Helvetica"/>
-            <w:color w:val="1155CC"/>
-            <w:sz w:val="20"/>
-            <w:szCs w:val="20"/>
-            <w:u w:val="single"/>
-          </w:rPr>
-          <w:t>inovis.com</w:t>
+          <w:t>zacharycortinovis.com</w:t>
         </w:r>
       </w:hyperlink>
     </w:p>
@@ -579,66 +568,6 @@
           <w:color w:val="4F81BD" w:themeColor="accent1"/>
         </w:rPr>
         <w:t xml:space="preserve">Product Manager </w:t>
-      </w:r>
-      <w:r>
-        <w:rPr>
-          <w:rFonts w:ascii="Helvetica" w:eastAsia="Arial Unicode MS" w:hAnsi="Helvetica" w:cs="Arial Unicode MS"/>
-          <w:b/>
-          <w:bCs/>
-          <w:color w:val="95B3D7" w:themeColor="accent1" w:themeTint="99"/>
-        </w:rPr>
-        <w:sym w:font="Symbol" w:char="F0AC"/>
-      </w:r>
-      <w:r>
-        <w:rPr>
-          <w:rFonts w:ascii="Helvetica" w:eastAsia="Arial Unicode MS" w:hAnsi="Helvetica" w:cs="Arial Unicode MS"/>
-          <w:b/>
-          <w:bCs/>
-          <w:color w:val="B8CCE4" w:themeColor="accent1" w:themeTint="66"/>
-        </w:rPr>
-        <w:t xml:space="preserve"> </w:t>
-      </w:r>
-      <w:r>
-        <w:rPr>
-          <w:rFonts w:ascii="Helvetica" w:hAnsi="Helvetica"/>
-          <w:color w:val="95B3D7" w:themeColor="accent1" w:themeTint="99"/>
-        </w:rPr>
-        <w:t>Project Manager</w:t>
-      </w:r>
-      <w:r>
-        <w:rPr>
-          <w:rFonts w:ascii="Helvetica" w:eastAsia="Roboto" w:hAnsi="Helvetica" w:cs="Roboto"/>
-          <w:b/>
-          <w:bCs/>
-          <w:color w:val="95B3D7" w:themeColor="accent1" w:themeTint="99"/>
-        </w:rPr>
-        <w:t xml:space="preserve"> </w:t>
-      </w:r>
-      <w:r>
-        <w:rPr>
-          <w:rFonts w:ascii="Helvetica" w:eastAsia="Arial Unicode MS" w:hAnsi="Helvetica" w:cs="Arial Unicode MS"/>
-          <w:b/>
-          <w:bCs/>
-          <w:color w:val="B8CCE4" w:themeColor="accent1" w:themeTint="66"/>
-        </w:rPr>
-        <w:sym w:font="Symbol" w:char="F0AC"/>
-      </w:r>
-      <w:r>
-        <w:rPr>
-          <w:rFonts w:ascii="Helvetica" w:eastAsia="Arial Unicode MS" w:hAnsi="Helvetica" w:cs="Arial Unicode MS"/>
-          <w:b/>
-          <w:bCs/>
-          <w:color w:val="B8CCE4" w:themeColor="accent1" w:themeTint="66"/>
-        </w:rPr>
-        <w:t xml:space="preserve"> </w:t>
-      </w:r>
-      <w:r>
-        <w:rPr>
-          <w:rFonts w:ascii="Helvetica" w:eastAsia="Roboto" w:hAnsi="Helvetica" w:cs="Roboto"/>
-          <w:color w:val="B8CCE4" w:themeColor="accent1" w:themeTint="66"/>
-          <w:highlight w:val="white"/>
-        </w:rPr>
-        <w:t>Technology and Product Development Intern</w:t>
       </w:r>
     </w:p>
     <w:p>
@@ -1611,7 +1540,7 @@
           <w:sz w:val="18"/>
           <w:szCs w:val="18"/>
         </w:rPr>
-        <w:t xml:space="preserve">Web Design, </w:t>
+        <w:t xml:space="preserve">UGC, </w:t>
       </w:r>
       <w:r>
         <w:rPr>
@@ -1619,7 +1548,7 @@
           <w:sz w:val="18"/>
           <w:szCs w:val="18"/>
         </w:rPr>
-        <w:t xml:space="preserve">UX for Conversion, </w:t>
+        <w:t xml:space="preserve">Web Design, </w:t>
       </w:r>
       <w:r>
         <w:rPr>
@@ -1627,7 +1556,7 @@
           <w:sz w:val="18"/>
           <w:szCs w:val="18"/>
         </w:rPr>
-        <w:t>Ad Design,</w:t>
+        <w:t xml:space="preserve">UX for Conversion, </w:t>
       </w:r>
       <w:r>
         <w:rPr>
@@ -1635,7 +1564,31 @@
           <w:sz w:val="18"/>
           <w:szCs w:val="18"/>
         </w:rPr>
-        <w:t xml:space="preserve"> Reprioritization, Figma Design Systems</w:t>
+        <w:t>Ad Design,</w:t>
+      </w:r>
+      <w:r>
+        <w:rPr>
+          <w:rFonts w:ascii="Helvetica" w:hAnsi="Helvetica"/>
+          <w:sz w:val="18"/>
+          <w:szCs w:val="18"/>
+        </w:rPr>
+        <w:t xml:space="preserve"> Reprioritization, </w:t>
+      </w:r>
+      <w:r>
+        <w:rPr>
+          <w:rFonts w:ascii="Helvetica" w:hAnsi="Helvetica"/>
+          <w:sz w:val="18"/>
+          <w:szCs w:val="18"/>
+        </w:rPr>
+        <w:t xml:space="preserve">AI Design, </w:t>
+      </w:r>
+      <w:r>
+        <w:rPr>
+          <w:rFonts w:ascii="Helvetica" w:hAnsi="Helvetica"/>
+          <w:sz w:val="18"/>
+          <w:szCs w:val="18"/>
+        </w:rPr>
+        <w:t>Design Systems</w:t>
       </w:r>
       <w:r>
         <w:rPr>
